--- a/Explanatory_note.docx
+++ b/Explanatory_note.docx
@@ -4,6 +4,7 @@
   <w:body>
     <w:p>
       <w:pPr>
+        <w:ind w:left="-567"/>
         <w:rPr>
           <w:sz w:val="56"/>
           <w:szCs w:val="56"/>
@@ -19,182 +20,785 @@
     </w:p>
     <w:p>
       <w:pPr>
-        <w:rPr>
-          <w:sz w:val="28"/>
-          <w:szCs w:val="28"/>
+        <w:ind w:left="-567"/>
+        <w:rPr>
+          <w:b/>
+          <w:bCs/>
+          <w:sz w:val="40"/>
+          <w:szCs w:val="40"/>
         </w:rPr>
       </w:pPr>
       <w:r>
         <w:rPr>
-          <w:sz w:val="28"/>
-          <w:szCs w:val="28"/>
-        </w:rPr>
-        <w:t>тема: сайт для размещения карточек персонажей из игры на arcade.</w:t>
+          <w:b/>
+          <w:bCs/>
+          <w:sz w:val="40"/>
+          <w:szCs w:val="40"/>
+        </w:rPr>
+        <w:t>1. Введение</w:t>
       </w:r>
     </w:p>
     <w:p>
       <w:pPr>
-        <w:rPr>
-          <w:sz w:val="36"/>
-          <w:szCs w:val="36"/>
+        <w:ind w:left="-567"/>
+        <w:jc w:val="both"/>
+        <w:rPr>
+          <w:sz w:val="28"/>
+          <w:szCs w:val="28"/>
         </w:rPr>
       </w:pPr>
       <w:r>
         <w:rPr>
-          <w:sz w:val="36"/>
-          <w:szCs w:val="36"/>
-        </w:rPr>
-        <w:t>Функционал</w:t>
+          <w:sz w:val="28"/>
+          <w:szCs w:val="28"/>
+        </w:rPr>
+        <w:t>проект представляет собой веб</w:t>
+      </w:r>
+      <w:r>
+        <w:rPr>
+          <w:sz w:val="28"/>
+          <w:szCs w:val="28"/>
+        </w:rPr>
+        <w:noBreakHyphen/>
+        <w:t>сайт для размещения и управления карточками</w:t>
+      </w:r>
+      <w:r>
+        <w:rPr>
+          <w:sz w:val="28"/>
+          <w:szCs w:val="28"/>
+        </w:rPr>
+        <w:t xml:space="preserve"> </w:t>
+      </w:r>
+      <w:r>
+        <w:rPr>
+          <w:sz w:val="28"/>
+          <w:szCs w:val="28"/>
+        </w:rPr>
+        <w:t>персонажей, вдохновлённых игровыми системами наподобие D&amp;D.</w:t>
       </w:r>
     </w:p>
     <w:p>
       <w:pPr>
-        <w:rPr>
-          <w:sz w:val="24"/>
-          <w:szCs w:val="24"/>
+        <w:ind w:left="-567"/>
+        <w:jc w:val="both"/>
+        <w:rPr>
+          <w:sz w:val="28"/>
+          <w:szCs w:val="28"/>
         </w:rPr>
       </w:pPr>
       <w:r>
         <w:rPr>
-          <w:sz w:val="24"/>
-          <w:szCs w:val="24"/>
-        </w:rPr>
-        <w:t>Незарегистрированные пользователи могут:</w:t>
+          <w:sz w:val="28"/>
+          <w:szCs w:val="28"/>
+        </w:rPr>
+        <w:t>Сайт интегрируется с ранее разработанным приложением на PyQt — пользователи могут создавать карточки как на сайте, так и в десктоп</w:t>
+      </w:r>
+      <w:r>
+        <w:rPr>
+          <w:sz w:val="28"/>
+          <w:szCs w:val="28"/>
+        </w:rPr>
+        <w:noBreakHyphen/>
+        <w:t>приложении</w:t>
+      </w:r>
+      <w:r>
+        <w:rPr>
+          <w:sz w:val="28"/>
+          <w:szCs w:val="28"/>
+        </w:rPr>
+        <w:t xml:space="preserve">, чтобы потом использовать их для игры на </w:t>
+      </w:r>
+      <w:r>
+        <w:rPr>
+          <w:sz w:val="28"/>
+          <w:szCs w:val="28"/>
+          <w:lang w:val="en-US"/>
+        </w:rPr>
+        <w:t>arcade</w:t>
+      </w:r>
+      <w:r>
+        <w:rPr>
+          <w:sz w:val="28"/>
+          <w:szCs w:val="28"/>
+        </w:rPr>
+        <w:t>.</w:t>
       </w:r>
     </w:p>
     <w:p>
       <w:pPr>
-        <w:pStyle w:val="a7"/>
-        <w:numPr>
-          <w:ilvl w:val="0"/>
-          <w:numId w:val="31"/>
-        </w:numPr>
-        <w:rPr>
-          <w:sz w:val="24"/>
-          <w:szCs w:val="24"/>
+        <w:ind w:left="-567"/>
+        <w:rPr>
+          <w:sz w:val="28"/>
+          <w:szCs w:val="28"/>
         </w:rPr>
       </w:pPr>
       <w:r>
         <w:rPr>
-          <w:sz w:val="24"/>
-          <w:szCs w:val="24"/>
-        </w:rPr>
-        <w:t>Создать учетную запись</w:t>
+          <w:b/>
+          <w:bCs/>
+          <w:sz w:val="28"/>
+          <w:szCs w:val="28"/>
+        </w:rPr>
+        <w:t>Цель проекта</w:t>
+      </w:r>
+      <w:r>
+        <w:rPr>
+          <w:sz w:val="28"/>
+          <w:szCs w:val="28"/>
+        </w:rPr>
+        <w:t> — создать удобную онлайн</w:t>
+      </w:r>
+      <w:r>
+        <w:rPr>
+          <w:sz w:val="28"/>
+          <w:szCs w:val="28"/>
+        </w:rPr>
+        <w:noBreakHyphen/>
+        <w:t>платформу для </w:t>
+      </w:r>
+      <w:r>
+        <w:rPr>
+          <w:sz w:val="28"/>
+          <w:szCs w:val="28"/>
+        </w:rPr>
+        <w:t>пользователей</w:t>
+      </w:r>
+      <w:r>
+        <w:rPr>
+          <w:sz w:val="28"/>
+          <w:szCs w:val="28"/>
+        </w:rPr>
+        <w:t>, где они смогут:</w:t>
       </w:r>
     </w:p>
     <w:p>
       <w:pPr>
-        <w:pStyle w:val="a7"/>
         <w:numPr>
           <w:ilvl w:val="0"/>
-          <w:numId w:val="31"/>
+          <w:numId w:val="32"/>
         </w:numPr>
-        <w:rPr>
-          <w:sz w:val="24"/>
-          <w:szCs w:val="24"/>
+        <w:ind w:left="247"/>
+        <w:rPr>
+          <w:sz w:val="28"/>
+          <w:szCs w:val="28"/>
         </w:rPr>
       </w:pPr>
       <w:r>
         <w:rPr>
-          <w:sz w:val="24"/>
-          <w:szCs w:val="24"/>
-        </w:rPr>
-        <w:t>Посмотреть основную страницу со всеми персонажами. также доступен подробный просмотр</w:t>
+          <w:sz w:val="28"/>
+          <w:szCs w:val="28"/>
+        </w:rPr>
+        <w:t>хранить карточки персонажей</w:t>
       </w:r>
     </w:p>
     <w:p>
       <w:pPr>
-        <w:rPr>
-          <w:sz w:val="24"/>
-          <w:szCs w:val="24"/>
+        <w:numPr>
+          <w:ilvl w:val="0"/>
+          <w:numId w:val="32"/>
+        </w:numPr>
+        <w:ind w:left="247"/>
+        <w:rPr>
+          <w:sz w:val="28"/>
+          <w:szCs w:val="28"/>
         </w:rPr>
       </w:pPr>
       <w:r>
         <w:rPr>
-          <w:sz w:val="24"/>
-          <w:szCs w:val="24"/>
-        </w:rPr>
-        <w:t>После регистрации появляется возможность:</w:t>
+          <w:sz w:val="28"/>
+          <w:szCs w:val="28"/>
+        </w:rPr>
+        <w:t>делиться ими с другими игроками</w:t>
       </w:r>
     </w:p>
     <w:p>
       <w:pPr>
-        <w:pStyle w:val="a7"/>
         <w:numPr>
           <w:ilvl w:val="0"/>
-          <w:numId w:val="29"/>
+          <w:numId w:val="32"/>
         </w:numPr>
-        <w:rPr>
-          <w:sz w:val="24"/>
-          <w:szCs w:val="24"/>
+        <w:ind w:left="247"/>
+        <w:rPr>
+          <w:sz w:val="28"/>
+          <w:szCs w:val="28"/>
         </w:rPr>
       </w:pPr>
       <w:r>
         <w:rPr>
-          <w:sz w:val="24"/>
-          <w:szCs w:val="24"/>
-        </w:rPr>
-        <w:t>Добавлять карточки персонажей</w:t>
+          <w:sz w:val="28"/>
+          <w:szCs w:val="28"/>
+        </w:rPr>
+        <w:t>взаимодействовать с контентом (комментировать, ставить лайки)</w:t>
       </w:r>
     </w:p>
     <w:p>
       <w:pPr>
-        <w:pStyle w:val="a7"/>
         <w:numPr>
           <w:ilvl w:val="0"/>
-          <w:numId w:val="29"/>
+          <w:numId w:val="32"/>
         </w:numPr>
-        <w:rPr>
-          <w:sz w:val="24"/>
-          <w:szCs w:val="24"/>
+        <w:ind w:left="247"/>
+        <w:rPr>
+          <w:sz w:val="28"/>
+          <w:szCs w:val="28"/>
         </w:rPr>
       </w:pPr>
       <w:r>
         <w:rPr>
-          <w:sz w:val="24"/>
-          <w:szCs w:val="24"/>
-        </w:rPr>
-        <w:t>Изменять и удалять данные в карточке</w:t>
+          <w:sz w:val="28"/>
+          <w:szCs w:val="28"/>
+        </w:rPr>
+        <w:t>редактировать данные в любое время</w:t>
       </w:r>
     </w:p>
     <w:p>
       <w:pPr>
-        <w:pStyle w:val="a7"/>
-        <w:numPr>
-          <w:ilvl w:val="0"/>
-          <w:numId w:val="29"/>
-        </w:numPr>
-        <w:rPr>
-          <w:sz w:val="24"/>
-          <w:szCs w:val="24"/>
+        <w:ind w:left="-567"/>
+        <w:rPr>
+          <w:b/>
+          <w:bCs/>
+          <w:sz w:val="40"/>
+          <w:szCs w:val="40"/>
         </w:rPr>
       </w:pPr>
       <w:r>
         <w:rPr>
-          <w:sz w:val="24"/>
-          <w:szCs w:val="24"/>
-        </w:rPr>
-        <w:t>Оставлять комментарии и удалять их</w:t>
+          <w:b/>
+          <w:bCs/>
+          <w:sz w:val="40"/>
+          <w:szCs w:val="40"/>
+        </w:rPr>
+        <w:t>2</w:t>
+      </w:r>
+      <w:r>
+        <w:rPr>
+          <w:b/>
+          <w:bCs/>
+          <w:sz w:val="40"/>
+          <w:szCs w:val="40"/>
+        </w:rPr>
+        <w:t>. Функционал</w:t>
       </w:r>
     </w:p>
     <w:p>
       <w:pPr>
-        <w:pStyle w:val="a7"/>
+        <w:ind w:left="-567"/>
+        <w:rPr>
+          <w:sz w:val="28"/>
+          <w:szCs w:val="28"/>
+        </w:rPr>
+      </w:pPr>
+      <w:r>
+        <w:rPr>
+          <w:sz w:val="28"/>
+          <w:szCs w:val="28"/>
+        </w:rPr>
+        <w:t>Система поддерживает два режима доступа:</w:t>
+      </w:r>
+    </w:p>
+    <w:p>
+      <w:pPr>
+        <w:ind w:left="-567"/>
+        <w:rPr>
+          <w:b/>
+          <w:bCs/>
+          <w:sz w:val="28"/>
+          <w:szCs w:val="28"/>
+        </w:rPr>
+      </w:pPr>
+      <w:r>
+        <w:rPr>
+          <w:b/>
+          <w:bCs/>
+          <w:sz w:val="28"/>
+          <w:szCs w:val="28"/>
+        </w:rPr>
+        <w:t>Для незарегистрированных пользователей:</w:t>
+      </w:r>
+    </w:p>
+    <w:p>
+      <w:pPr>
         <w:numPr>
           <w:ilvl w:val="0"/>
-          <w:numId w:val="29"/>
+          <w:numId w:val="33"/>
         </w:numPr>
+        <w:ind w:left="303"/>
+        <w:rPr>
+          <w:sz w:val="28"/>
+          <w:szCs w:val="28"/>
+        </w:rPr>
       </w:pPr>
       <w:r>
         <w:rPr>
-          <w:lang w:val="en-US"/>
-        </w:rPr>
-        <w:t>K</w:t>
+          <w:sz w:val="28"/>
+          <w:szCs w:val="28"/>
+        </w:rPr>
+        <w:t>создание учётной записи или вход в существующую</w:t>
+      </w:r>
+    </w:p>
+    <w:p>
+      <w:pPr>
+        <w:numPr>
+          <w:ilvl w:val="0"/>
+          <w:numId w:val="33"/>
+        </w:numPr>
+        <w:ind w:left="303"/>
+        <w:rPr>
+          <w:sz w:val="28"/>
+          <w:szCs w:val="28"/>
+        </w:rPr>
+      </w:pPr>
+      <w:r>
+        <w:rPr>
+          <w:sz w:val="28"/>
+          <w:szCs w:val="28"/>
+        </w:rPr>
+        <w:t>просмотр главной страницы со списком всех доступных карточек персонажей</w:t>
+      </w:r>
+    </w:p>
+    <w:p>
+      <w:pPr>
+        <w:numPr>
+          <w:ilvl w:val="0"/>
+          <w:numId w:val="33"/>
+        </w:numPr>
+        <w:ind w:left="303"/>
+        <w:rPr>
+          <w:sz w:val="28"/>
+          <w:szCs w:val="28"/>
+        </w:rPr>
+      </w:pPr>
+      <w:r>
+        <w:rPr>
+          <w:sz w:val="28"/>
+          <w:szCs w:val="28"/>
+        </w:rPr>
+        <w:t>детальный просмотр информации по выбранной карточке (характеристики, способности и т.д.)</w:t>
+      </w:r>
+    </w:p>
+    <w:p>
+      <w:pPr>
+        <w:ind w:left="-567"/>
+        <w:rPr>
+          <w:b/>
+          <w:bCs/>
+          <w:sz w:val="28"/>
+          <w:szCs w:val="28"/>
+        </w:rPr>
+      </w:pPr>
+      <w:r>
+        <w:rPr>
+          <w:b/>
+          <w:bCs/>
+          <w:sz w:val="28"/>
+          <w:szCs w:val="28"/>
+        </w:rPr>
+        <w:t>Для зарегистрированных пользователей дополнительно доступны:</w:t>
+      </w:r>
+    </w:p>
+    <w:p>
+      <w:pPr>
+        <w:numPr>
+          <w:ilvl w:val="0"/>
+          <w:numId w:val="34"/>
+        </w:numPr>
+        <w:ind w:left="303"/>
+        <w:rPr>
+          <w:sz w:val="28"/>
+          <w:szCs w:val="28"/>
+        </w:rPr>
+      </w:pPr>
+      <w:r>
+        <w:rPr>
+          <w:sz w:val="28"/>
+          <w:szCs w:val="28"/>
+        </w:rPr>
+        <w:t>добавление новых карточек персонажей</w:t>
+      </w:r>
+    </w:p>
+    <w:p>
+      <w:pPr>
+        <w:numPr>
+          <w:ilvl w:val="0"/>
+          <w:numId w:val="34"/>
+        </w:numPr>
+        <w:ind w:left="303"/>
+        <w:rPr>
+          <w:sz w:val="28"/>
+          <w:szCs w:val="28"/>
+        </w:rPr>
+      </w:pPr>
+      <w:r>
+        <w:rPr>
+          <w:sz w:val="28"/>
+          <w:szCs w:val="28"/>
+        </w:rPr>
+        <w:t>удаление собственных карточек</w:t>
+      </w:r>
+    </w:p>
+    <w:p>
+      <w:pPr>
+        <w:numPr>
+          <w:ilvl w:val="0"/>
+          <w:numId w:val="34"/>
+        </w:numPr>
+        <w:ind w:left="303"/>
+        <w:rPr>
+          <w:sz w:val="28"/>
+          <w:szCs w:val="28"/>
+        </w:rPr>
+      </w:pPr>
+      <w:r>
+        <w:rPr>
+          <w:sz w:val="28"/>
+          <w:szCs w:val="28"/>
+        </w:rPr>
+        <w:t>редактирование данных в существующих карточках</w:t>
+      </w:r>
+    </w:p>
+    <w:p>
+      <w:pPr>
+        <w:numPr>
+          <w:ilvl w:val="0"/>
+          <w:numId w:val="34"/>
+        </w:numPr>
+        <w:ind w:left="303"/>
+        <w:rPr>
+          <w:sz w:val="28"/>
+          <w:szCs w:val="28"/>
+        </w:rPr>
+      </w:pPr>
+      <w:r>
+        <w:rPr>
+          <w:sz w:val="28"/>
+          <w:szCs w:val="28"/>
+        </w:rPr>
+        <w:t>оставление комментариев к карточкам других пользователей</w:t>
+      </w:r>
+    </w:p>
+    <w:p>
+      <w:pPr>
+        <w:numPr>
+          <w:ilvl w:val="0"/>
+          <w:numId w:val="34"/>
+        </w:numPr>
+        <w:ind w:left="303"/>
+        <w:rPr>
+          <w:sz w:val="28"/>
+          <w:szCs w:val="28"/>
+        </w:rPr>
+      </w:pPr>
+      <w:r>
+        <w:rPr>
+          <w:sz w:val="28"/>
+          <w:szCs w:val="28"/>
+        </w:rPr>
+        <w:t>оценка карточек через систему лайков</w:t>
+      </w:r>
+    </w:p>
+    <w:p>
+      <w:pPr>
+        <w:ind w:left="-567"/>
+        <w:rPr>
+          <w:b/>
+          <w:bCs/>
+          <w:sz w:val="40"/>
+          <w:szCs w:val="40"/>
+        </w:rPr>
+      </w:pPr>
+      <w:r>
+        <w:rPr>
+          <w:b/>
+          <w:bCs/>
+          <w:sz w:val="40"/>
+          <w:szCs w:val="40"/>
+        </w:rPr>
+        <w:t xml:space="preserve">3. </w:t>
       </w:r>
       <w:r>
-        <w:t>айкать понравившиеся карточки</w:t>
+        <w:rPr>
+          <w:b/>
+          <w:bCs/>
+          <w:sz w:val="40"/>
+          <w:szCs w:val="40"/>
+        </w:rPr>
+        <w:t>С</w:t>
+      </w:r>
+      <w:r>
+        <w:rPr>
+          <w:b/>
+          <w:bCs/>
+          <w:sz w:val="40"/>
+          <w:szCs w:val="40"/>
+        </w:rPr>
+        <w:t>борка и запуск программы</w:t>
       </w:r>
     </w:p>
+    <w:p>
+      <w:pPr>
+        <w:rPr>
+          <w:sz w:val="28"/>
+          <w:szCs w:val="28"/>
+        </w:rPr>
+      </w:pPr>
+      <w:r>
+        <w:rPr>
+          <w:sz w:val="28"/>
+          <w:szCs w:val="28"/>
+        </w:rPr>
+        <w:t>Перед запуском программы необходимо установить</w:t>
+      </w:r>
+      <w:r>
+        <w:rPr>
+          <w:sz w:val="28"/>
+          <w:szCs w:val="28"/>
+        </w:rPr>
+        <w:t xml:space="preserve"> указанные</w:t>
+      </w:r>
+      <w:r>
+        <w:rPr>
+          <w:sz w:val="28"/>
+          <w:szCs w:val="28"/>
+        </w:rPr>
+        <w:t xml:space="preserve"> модули</w:t>
+      </w:r>
+      <w:r>
+        <w:rPr>
+          <w:sz w:val="28"/>
+          <w:szCs w:val="28"/>
+        </w:rPr>
+        <w:t xml:space="preserve"> из</w:t>
+      </w:r>
+      <w:r>
+        <w:rPr>
+          <w:sz w:val="28"/>
+          <w:szCs w:val="28"/>
+        </w:rPr>
+        <w:t xml:space="preserve"> файл</w:t>
+      </w:r>
+      <w:r>
+        <w:rPr>
+          <w:sz w:val="28"/>
+          <w:szCs w:val="28"/>
+        </w:rPr>
+        <w:t>а</w:t>
+      </w:r>
+      <w:r>
+        <w:rPr>
+          <w:sz w:val="28"/>
+          <w:szCs w:val="28"/>
+        </w:rPr>
+        <w:t xml:space="preserve"> requirements.txt.</w:t>
+      </w:r>
+    </w:p>
+    <w:p>
+      <w:pPr>
+        <w:rPr>
+          <w:sz w:val="28"/>
+          <w:szCs w:val="28"/>
+        </w:rPr>
+      </w:pPr>
+      <w:r>
+        <w:rPr>
+          <w:sz w:val="28"/>
+          <w:szCs w:val="28"/>
+        </w:rPr>
+        <w:t>Запускать нужно файл </w:t>
+      </w:r>
+      <w:r>
+        <w:rPr>
+          <w:b/>
+          <w:bCs/>
+          <w:sz w:val="28"/>
+          <w:szCs w:val="28"/>
+          <w:lang w:val="en-US"/>
+        </w:rPr>
+        <w:t>main</w:t>
+      </w:r>
+      <w:r>
+        <w:rPr>
+          <w:b/>
+          <w:bCs/>
+          <w:sz w:val="28"/>
+          <w:szCs w:val="28"/>
+        </w:rPr>
+        <w:t>.py</w:t>
+      </w:r>
+      <w:r>
+        <w:rPr>
+          <w:sz w:val="28"/>
+          <w:szCs w:val="28"/>
+        </w:rPr>
+        <w:t>.</w:t>
+      </w:r>
+    </w:p>
+    <w:p>
+      <w:pPr>
+        <w:rPr>
+          <w:sz w:val="28"/>
+          <w:szCs w:val="28"/>
+        </w:rPr>
+      </w:pPr>
+      <w:r>
+        <w:rPr>
+          <w:sz w:val="28"/>
+          <w:szCs w:val="28"/>
+        </w:rPr>
+        <w:t>Затем в браузере перейти по адресу: </w:t>
+      </w:r>
+      <w:hyperlink r:id="rId5" w:history="1">
+        <w:r>
+          <w:rPr>
+            <w:rStyle w:val="ac"/>
+            <w:sz w:val="28"/>
+            <w:szCs w:val="28"/>
+          </w:rPr>
+          <w:t>http://127.0.0.1:8080</w:t>
+        </w:r>
+      </w:hyperlink>
+      <w:r>
+        <w:rPr>
+          <w:sz w:val="28"/>
+          <w:szCs w:val="28"/>
+        </w:rPr>
+        <w:t xml:space="preserve"> </w:t>
+      </w:r>
+    </w:p>
+    <w:p>
+      <w:pPr>
+        <w:rPr>
+          <w:sz w:val="28"/>
+          <w:szCs w:val="28"/>
+        </w:rPr>
+      </w:pPr>
+      <w:r>
+        <w:rPr>
+          <w:sz w:val="28"/>
+          <w:szCs w:val="28"/>
+        </w:rPr>
+        <w:t>для входа можно использовать эти аккаунты:</w:t>
+      </w:r>
+    </w:p>
+    <w:p>
+      <w:pPr>
+        <w:rPr>
+          <w:sz w:val="28"/>
+          <w:szCs w:val="28"/>
+        </w:rPr>
+      </w:pPr>
+      <w:r>
+        <w:rPr>
+          <w:sz w:val="28"/>
+          <w:szCs w:val="28"/>
+        </w:rPr>
+        <w:t>1</w:t>
+      </w:r>
+      <w:r>
+        <w:rPr>
+          <w:sz w:val="28"/>
+          <w:szCs w:val="28"/>
+        </w:rPr>
+        <w:tab/>
+        <w:t>admin</w:t>
+      </w:r>
+      <w:r>
+        <w:rPr>
+          <w:sz w:val="28"/>
+          <w:szCs w:val="28"/>
+        </w:rPr>
+        <w:tab/>
+        <w:t>admin@hub.local</w:t>
+      </w:r>
+    </w:p>
+    <w:p>
+      <w:pPr>
+        <w:rPr>
+          <w:sz w:val="28"/>
+          <w:szCs w:val="28"/>
+        </w:rPr>
+      </w:pPr>
+      <w:r>
+        <w:rPr>
+          <w:sz w:val="28"/>
+          <w:szCs w:val="28"/>
+        </w:rPr>
+        <w:t>2</w:t>
+      </w:r>
+      <w:r>
+        <w:rPr>
+          <w:sz w:val="28"/>
+          <w:szCs w:val="28"/>
+        </w:rPr>
+        <w:tab/>
+        <w:t>Фуфелшмерц</w:t>
+      </w:r>
+      <w:r>
+        <w:rPr>
+          <w:sz w:val="28"/>
+          <w:szCs w:val="28"/>
+        </w:rPr>
+        <w:tab/>
+        <w:t>fufel@best.com</w:t>
+      </w:r>
+    </w:p>
+    <w:p>
+      <w:pPr>
+        <w:rPr>
+          <w:sz w:val="28"/>
+          <w:szCs w:val="28"/>
+        </w:rPr>
+      </w:pPr>
+      <w:r>
+        <w:rPr>
+          <w:sz w:val="28"/>
+          <w:szCs w:val="28"/>
+        </w:rPr>
+        <w:t>3</w:t>
+      </w:r>
+      <w:r>
+        <w:rPr>
+          <w:sz w:val="28"/>
+          <w:szCs w:val="28"/>
+        </w:rPr>
+        <w:tab/>
+        <w:t>перри утконос</w:t>
+      </w:r>
+      <w:r>
+        <w:rPr>
+          <w:sz w:val="28"/>
+          <w:szCs w:val="28"/>
+        </w:rPr>
+        <w:tab/>
+      </w:r>
+      <w:hyperlink r:id="rId6" w:history="1">
+        <w:r>
+          <w:rPr>
+            <w:rStyle w:val="ac"/>
+            <w:sz w:val="28"/>
+            <w:szCs w:val="28"/>
+          </w:rPr>
+          <w:t>perri@huge.sos</w:t>
+        </w:r>
+      </w:hyperlink>
+    </w:p>
+    <w:p>
+      <w:pPr>
+        <w:rPr>
+          <w:sz w:val="28"/>
+          <w:szCs w:val="28"/>
+          <w:lang w:val="en-US"/>
+        </w:rPr>
+      </w:pPr>
+      <w:r>
+        <w:rPr>
+          <w:sz w:val="28"/>
+          <w:szCs w:val="28"/>
+        </w:rPr>
+        <w:t>Пароль для каждого: 123456</w:t>
+      </w:r>
+    </w:p>
+    <w:p/>
+    <w:p/>
     <w:sectPr>
       <w:pgSz w:w="11906" w:h="16838"/>
       <w:pgMar w:top="1134" w:right="850" w:bottom="1134" w:left="1701" w:header="708" w:footer="708" w:gutter="0"/>
@@ -1400,6 +2004,155 @@
     </w:lvl>
   </w:abstractNum>
   <w:abstractNum w:abstractNumId="8" w15:restartNumberingAfterBreak="0">
+    <w:nsid w:val="1D0B78E8"/>
+    <w:multiLevelType w:val="multilevel"/>
+    <w:tmpl w:val="701204F6"/>
+    <w:lvl w:ilvl="0">
+      <w:start w:val="1"/>
+      <w:numFmt w:val="bullet"/>
+      <w:lvlText w:val=""/>
+      <w:lvlJc w:val="left"/>
+      <w:pPr>
+        <w:tabs>
+          <w:tab w:val="num" w:pos="720"/>
+        </w:tabs>
+        <w:ind w:left="720" w:hanging="360"/>
+      </w:pPr>
+      <w:rPr>
+        <w:rFonts w:ascii="Symbol" w:hAnsi="Symbol" w:hint="default"/>
+        <w:sz w:val="20"/>
+      </w:rPr>
+    </w:lvl>
+    <w:lvl w:ilvl="1" w:tentative="1">
+      <w:start w:val="1"/>
+      <w:numFmt w:val="bullet"/>
+      <w:lvlText w:val="o"/>
+      <w:lvlJc w:val="left"/>
+      <w:pPr>
+        <w:tabs>
+          <w:tab w:val="num" w:pos="1440"/>
+        </w:tabs>
+        <w:ind w:left="1440" w:hanging="360"/>
+      </w:pPr>
+      <w:rPr>
+        <w:rFonts w:ascii="Courier New" w:hAnsi="Courier New" w:hint="default"/>
+        <w:sz w:val="20"/>
+      </w:rPr>
+    </w:lvl>
+    <w:lvl w:ilvl="2" w:tentative="1">
+      <w:start w:val="1"/>
+      <w:numFmt w:val="bullet"/>
+      <w:lvlText w:val=""/>
+      <w:lvlJc w:val="left"/>
+      <w:pPr>
+        <w:tabs>
+          <w:tab w:val="num" w:pos="2160"/>
+        </w:tabs>
+        <w:ind w:left="2160" w:hanging="360"/>
+      </w:pPr>
+      <w:rPr>
+        <w:rFonts w:ascii="Wingdings" w:hAnsi="Wingdings" w:hint="default"/>
+        <w:sz w:val="20"/>
+      </w:rPr>
+    </w:lvl>
+    <w:lvl w:ilvl="3" w:tentative="1">
+      <w:start w:val="1"/>
+      <w:numFmt w:val="bullet"/>
+      <w:lvlText w:val=""/>
+      <w:lvlJc w:val="left"/>
+      <w:pPr>
+        <w:tabs>
+          <w:tab w:val="num" w:pos="2880"/>
+        </w:tabs>
+        <w:ind w:left="2880" w:hanging="360"/>
+      </w:pPr>
+      <w:rPr>
+        <w:rFonts w:ascii="Wingdings" w:hAnsi="Wingdings" w:hint="default"/>
+        <w:sz w:val="20"/>
+      </w:rPr>
+    </w:lvl>
+    <w:lvl w:ilvl="4" w:tentative="1">
+      <w:start w:val="1"/>
+      <w:numFmt w:val="bullet"/>
+      <w:lvlText w:val=""/>
+      <w:lvlJc w:val="left"/>
+      <w:pPr>
+        <w:tabs>
+          <w:tab w:val="num" w:pos="3600"/>
+        </w:tabs>
+        <w:ind w:left="3600" w:hanging="360"/>
+      </w:pPr>
+      <w:rPr>
+        <w:rFonts w:ascii="Wingdings" w:hAnsi="Wingdings" w:hint="default"/>
+        <w:sz w:val="20"/>
+      </w:rPr>
+    </w:lvl>
+    <w:lvl w:ilvl="5" w:tentative="1">
+      <w:start w:val="1"/>
+      <w:numFmt w:val="bullet"/>
+      <w:lvlText w:val=""/>
+      <w:lvlJc w:val="left"/>
+      <w:pPr>
+        <w:tabs>
+          <w:tab w:val="num" w:pos="4320"/>
+        </w:tabs>
+        <w:ind w:left="4320" w:hanging="360"/>
+      </w:pPr>
+      <w:rPr>
+        <w:rFonts w:ascii="Wingdings" w:hAnsi="Wingdings" w:hint="default"/>
+        <w:sz w:val="20"/>
+      </w:rPr>
+    </w:lvl>
+    <w:lvl w:ilvl="6" w:tentative="1">
+      <w:start w:val="1"/>
+      <w:numFmt w:val="bullet"/>
+      <w:lvlText w:val=""/>
+      <w:lvlJc w:val="left"/>
+      <w:pPr>
+        <w:tabs>
+          <w:tab w:val="num" w:pos="5040"/>
+        </w:tabs>
+        <w:ind w:left="5040" w:hanging="360"/>
+      </w:pPr>
+      <w:rPr>
+        <w:rFonts w:ascii="Wingdings" w:hAnsi="Wingdings" w:hint="default"/>
+        <w:sz w:val="20"/>
+      </w:rPr>
+    </w:lvl>
+    <w:lvl w:ilvl="7" w:tentative="1">
+      <w:start w:val="1"/>
+      <w:numFmt w:val="bullet"/>
+      <w:lvlText w:val=""/>
+      <w:lvlJc w:val="left"/>
+      <w:pPr>
+        <w:tabs>
+          <w:tab w:val="num" w:pos="5760"/>
+        </w:tabs>
+        <w:ind w:left="5760" w:hanging="360"/>
+      </w:pPr>
+      <w:rPr>
+        <w:rFonts w:ascii="Wingdings" w:hAnsi="Wingdings" w:hint="default"/>
+        <w:sz w:val="20"/>
+      </w:rPr>
+    </w:lvl>
+    <w:lvl w:ilvl="8" w:tentative="1">
+      <w:start w:val="1"/>
+      <w:numFmt w:val="bullet"/>
+      <w:lvlText w:val=""/>
+      <w:lvlJc w:val="left"/>
+      <w:pPr>
+        <w:tabs>
+          <w:tab w:val="num" w:pos="6480"/>
+        </w:tabs>
+        <w:ind w:left="6480" w:hanging="360"/>
+      </w:pPr>
+      <w:rPr>
+        <w:rFonts w:ascii="Wingdings" w:hAnsi="Wingdings" w:hint="default"/>
+        <w:sz w:val="20"/>
+      </w:rPr>
+    </w:lvl>
+  </w:abstractNum>
+  <w:abstractNum w:abstractNumId="9" w15:restartNumberingAfterBreak="0">
     <w:nsid w:val="1EBF3EBC"/>
     <w:multiLevelType w:val="multilevel"/>
     <w:tmpl w:val="0714DB9A"/>
@@ -1548,7 +2301,7 @@
       </w:rPr>
     </w:lvl>
   </w:abstractNum>
-  <w:abstractNum w:abstractNumId="9" w15:restartNumberingAfterBreak="0">
+  <w:abstractNum w:abstractNumId="10" w15:restartNumberingAfterBreak="0">
     <w:nsid w:val="209F2590"/>
     <w:multiLevelType w:val="multilevel"/>
     <w:tmpl w:val="962CA1EC"/>
@@ -1697,7 +2450,7 @@
       </w:rPr>
     </w:lvl>
   </w:abstractNum>
-  <w:abstractNum w:abstractNumId="10" w15:restartNumberingAfterBreak="0">
+  <w:abstractNum w:abstractNumId="11" w15:restartNumberingAfterBreak="0">
     <w:nsid w:val="20AF07E6"/>
     <w:multiLevelType w:val="multilevel"/>
     <w:tmpl w:val="5BB0F738"/>
@@ -1846,7 +2599,305 @@
       </w:rPr>
     </w:lvl>
   </w:abstractNum>
-  <w:abstractNum w:abstractNumId="11" w15:restartNumberingAfterBreak="0">
+  <w:abstractNum w:abstractNumId="12" w15:restartNumberingAfterBreak="0">
+    <w:nsid w:val="229C7215"/>
+    <w:multiLevelType w:val="multilevel"/>
+    <w:tmpl w:val="C26E6A10"/>
+    <w:lvl w:ilvl="0">
+      <w:start w:val="1"/>
+      <w:numFmt w:val="bullet"/>
+      <w:lvlText w:val=""/>
+      <w:lvlJc w:val="left"/>
+      <w:pPr>
+        <w:tabs>
+          <w:tab w:val="num" w:pos="720"/>
+        </w:tabs>
+        <w:ind w:left="720" w:hanging="360"/>
+      </w:pPr>
+      <w:rPr>
+        <w:rFonts w:ascii="Symbol" w:hAnsi="Symbol" w:hint="default"/>
+        <w:sz w:val="20"/>
+      </w:rPr>
+    </w:lvl>
+    <w:lvl w:ilvl="1" w:tentative="1">
+      <w:start w:val="1"/>
+      <w:numFmt w:val="bullet"/>
+      <w:lvlText w:val="o"/>
+      <w:lvlJc w:val="left"/>
+      <w:pPr>
+        <w:tabs>
+          <w:tab w:val="num" w:pos="1440"/>
+        </w:tabs>
+        <w:ind w:left="1440" w:hanging="360"/>
+      </w:pPr>
+      <w:rPr>
+        <w:rFonts w:ascii="Courier New" w:hAnsi="Courier New" w:hint="default"/>
+        <w:sz w:val="20"/>
+      </w:rPr>
+    </w:lvl>
+    <w:lvl w:ilvl="2" w:tentative="1">
+      <w:start w:val="1"/>
+      <w:numFmt w:val="bullet"/>
+      <w:lvlText w:val=""/>
+      <w:lvlJc w:val="left"/>
+      <w:pPr>
+        <w:tabs>
+          <w:tab w:val="num" w:pos="2160"/>
+        </w:tabs>
+        <w:ind w:left="2160" w:hanging="360"/>
+      </w:pPr>
+      <w:rPr>
+        <w:rFonts w:ascii="Wingdings" w:hAnsi="Wingdings" w:hint="default"/>
+        <w:sz w:val="20"/>
+      </w:rPr>
+    </w:lvl>
+    <w:lvl w:ilvl="3" w:tentative="1">
+      <w:start w:val="1"/>
+      <w:numFmt w:val="bullet"/>
+      <w:lvlText w:val=""/>
+      <w:lvlJc w:val="left"/>
+      <w:pPr>
+        <w:tabs>
+          <w:tab w:val="num" w:pos="2880"/>
+        </w:tabs>
+        <w:ind w:left="2880" w:hanging="360"/>
+      </w:pPr>
+      <w:rPr>
+        <w:rFonts w:ascii="Wingdings" w:hAnsi="Wingdings" w:hint="default"/>
+        <w:sz w:val="20"/>
+      </w:rPr>
+    </w:lvl>
+    <w:lvl w:ilvl="4" w:tentative="1">
+      <w:start w:val="1"/>
+      <w:numFmt w:val="bullet"/>
+      <w:lvlText w:val=""/>
+      <w:lvlJc w:val="left"/>
+      <w:pPr>
+        <w:tabs>
+          <w:tab w:val="num" w:pos="3600"/>
+        </w:tabs>
+        <w:ind w:left="3600" w:hanging="360"/>
+      </w:pPr>
+      <w:rPr>
+        <w:rFonts w:ascii="Wingdings" w:hAnsi="Wingdings" w:hint="default"/>
+        <w:sz w:val="20"/>
+      </w:rPr>
+    </w:lvl>
+    <w:lvl w:ilvl="5" w:tentative="1">
+      <w:start w:val="1"/>
+      <w:numFmt w:val="bullet"/>
+      <w:lvlText w:val=""/>
+      <w:lvlJc w:val="left"/>
+      <w:pPr>
+        <w:tabs>
+          <w:tab w:val="num" w:pos="4320"/>
+        </w:tabs>
+        <w:ind w:left="4320" w:hanging="360"/>
+      </w:pPr>
+      <w:rPr>
+        <w:rFonts w:ascii="Wingdings" w:hAnsi="Wingdings" w:hint="default"/>
+        <w:sz w:val="20"/>
+      </w:rPr>
+    </w:lvl>
+    <w:lvl w:ilvl="6" w:tentative="1">
+      <w:start w:val="1"/>
+      <w:numFmt w:val="bullet"/>
+      <w:lvlText w:val=""/>
+      <w:lvlJc w:val="left"/>
+      <w:pPr>
+        <w:tabs>
+          <w:tab w:val="num" w:pos="5040"/>
+        </w:tabs>
+        <w:ind w:left="5040" w:hanging="360"/>
+      </w:pPr>
+      <w:rPr>
+        <w:rFonts w:ascii="Wingdings" w:hAnsi="Wingdings" w:hint="default"/>
+        <w:sz w:val="20"/>
+      </w:rPr>
+    </w:lvl>
+    <w:lvl w:ilvl="7" w:tentative="1">
+      <w:start w:val="1"/>
+      <w:numFmt w:val="bullet"/>
+      <w:lvlText w:val=""/>
+      <w:lvlJc w:val="left"/>
+      <w:pPr>
+        <w:tabs>
+          <w:tab w:val="num" w:pos="5760"/>
+        </w:tabs>
+        <w:ind w:left="5760" w:hanging="360"/>
+      </w:pPr>
+      <w:rPr>
+        <w:rFonts w:ascii="Wingdings" w:hAnsi="Wingdings" w:hint="default"/>
+        <w:sz w:val="20"/>
+      </w:rPr>
+    </w:lvl>
+    <w:lvl w:ilvl="8" w:tentative="1">
+      <w:start w:val="1"/>
+      <w:numFmt w:val="bullet"/>
+      <w:lvlText w:val=""/>
+      <w:lvlJc w:val="left"/>
+      <w:pPr>
+        <w:tabs>
+          <w:tab w:val="num" w:pos="6480"/>
+        </w:tabs>
+        <w:ind w:left="6480" w:hanging="360"/>
+      </w:pPr>
+      <w:rPr>
+        <w:rFonts w:ascii="Wingdings" w:hAnsi="Wingdings" w:hint="default"/>
+        <w:sz w:val="20"/>
+      </w:rPr>
+    </w:lvl>
+  </w:abstractNum>
+  <w:abstractNum w:abstractNumId="13" w15:restartNumberingAfterBreak="0">
+    <w:nsid w:val="280F0D62"/>
+    <w:multiLevelType w:val="multilevel"/>
+    <w:tmpl w:val="45FAFF3A"/>
+    <w:lvl w:ilvl="0">
+      <w:start w:val="1"/>
+      <w:numFmt w:val="bullet"/>
+      <w:lvlText w:val=""/>
+      <w:lvlJc w:val="left"/>
+      <w:pPr>
+        <w:tabs>
+          <w:tab w:val="num" w:pos="720"/>
+        </w:tabs>
+        <w:ind w:left="720" w:hanging="360"/>
+      </w:pPr>
+      <w:rPr>
+        <w:rFonts w:ascii="Symbol" w:hAnsi="Symbol" w:hint="default"/>
+        <w:sz w:val="20"/>
+      </w:rPr>
+    </w:lvl>
+    <w:lvl w:ilvl="1" w:tentative="1">
+      <w:start w:val="1"/>
+      <w:numFmt w:val="bullet"/>
+      <w:lvlText w:val="o"/>
+      <w:lvlJc w:val="left"/>
+      <w:pPr>
+        <w:tabs>
+          <w:tab w:val="num" w:pos="1440"/>
+        </w:tabs>
+        <w:ind w:left="1440" w:hanging="360"/>
+      </w:pPr>
+      <w:rPr>
+        <w:rFonts w:ascii="Courier New" w:hAnsi="Courier New" w:hint="default"/>
+        <w:sz w:val="20"/>
+      </w:rPr>
+    </w:lvl>
+    <w:lvl w:ilvl="2" w:tentative="1">
+      <w:start w:val="1"/>
+      <w:numFmt w:val="bullet"/>
+      <w:lvlText w:val=""/>
+      <w:lvlJc w:val="left"/>
+      <w:pPr>
+        <w:tabs>
+          <w:tab w:val="num" w:pos="2160"/>
+        </w:tabs>
+        <w:ind w:left="2160" w:hanging="360"/>
+      </w:pPr>
+      <w:rPr>
+        <w:rFonts w:ascii="Wingdings" w:hAnsi="Wingdings" w:hint="default"/>
+        <w:sz w:val="20"/>
+      </w:rPr>
+    </w:lvl>
+    <w:lvl w:ilvl="3" w:tentative="1">
+      <w:start w:val="1"/>
+      <w:numFmt w:val="bullet"/>
+      <w:lvlText w:val=""/>
+      <w:lvlJc w:val="left"/>
+      <w:pPr>
+        <w:tabs>
+          <w:tab w:val="num" w:pos="2880"/>
+        </w:tabs>
+        <w:ind w:left="2880" w:hanging="360"/>
+      </w:pPr>
+      <w:rPr>
+        <w:rFonts w:ascii="Wingdings" w:hAnsi="Wingdings" w:hint="default"/>
+        <w:sz w:val="20"/>
+      </w:rPr>
+    </w:lvl>
+    <w:lvl w:ilvl="4" w:tentative="1">
+      <w:start w:val="1"/>
+      <w:numFmt w:val="bullet"/>
+      <w:lvlText w:val=""/>
+      <w:lvlJc w:val="left"/>
+      <w:pPr>
+        <w:tabs>
+          <w:tab w:val="num" w:pos="3600"/>
+        </w:tabs>
+        <w:ind w:left="3600" w:hanging="360"/>
+      </w:pPr>
+      <w:rPr>
+        <w:rFonts w:ascii="Wingdings" w:hAnsi="Wingdings" w:hint="default"/>
+        <w:sz w:val="20"/>
+      </w:rPr>
+    </w:lvl>
+    <w:lvl w:ilvl="5" w:tentative="1">
+      <w:start w:val="1"/>
+      <w:numFmt w:val="bullet"/>
+      <w:lvlText w:val=""/>
+      <w:lvlJc w:val="left"/>
+      <w:pPr>
+        <w:tabs>
+          <w:tab w:val="num" w:pos="4320"/>
+        </w:tabs>
+        <w:ind w:left="4320" w:hanging="360"/>
+      </w:pPr>
+      <w:rPr>
+        <w:rFonts w:ascii="Wingdings" w:hAnsi="Wingdings" w:hint="default"/>
+        <w:sz w:val="20"/>
+      </w:rPr>
+    </w:lvl>
+    <w:lvl w:ilvl="6" w:tentative="1">
+      <w:start w:val="1"/>
+      <w:numFmt w:val="bullet"/>
+      <w:lvlText w:val=""/>
+      <w:lvlJc w:val="left"/>
+      <w:pPr>
+        <w:tabs>
+          <w:tab w:val="num" w:pos="5040"/>
+        </w:tabs>
+        <w:ind w:left="5040" w:hanging="360"/>
+      </w:pPr>
+      <w:rPr>
+        <w:rFonts w:ascii="Wingdings" w:hAnsi="Wingdings" w:hint="default"/>
+        <w:sz w:val="20"/>
+      </w:rPr>
+    </w:lvl>
+    <w:lvl w:ilvl="7" w:tentative="1">
+      <w:start w:val="1"/>
+      <w:numFmt w:val="bullet"/>
+      <w:lvlText w:val=""/>
+      <w:lvlJc w:val="left"/>
+      <w:pPr>
+        <w:tabs>
+          <w:tab w:val="num" w:pos="5760"/>
+        </w:tabs>
+        <w:ind w:left="5760" w:hanging="360"/>
+      </w:pPr>
+      <w:rPr>
+        <w:rFonts w:ascii="Wingdings" w:hAnsi="Wingdings" w:hint="default"/>
+        <w:sz w:val="20"/>
+      </w:rPr>
+    </w:lvl>
+    <w:lvl w:ilvl="8" w:tentative="1">
+      <w:start w:val="1"/>
+      <w:numFmt w:val="bullet"/>
+      <w:lvlText w:val=""/>
+      <w:lvlJc w:val="left"/>
+      <w:pPr>
+        <w:tabs>
+          <w:tab w:val="num" w:pos="6480"/>
+        </w:tabs>
+        <w:ind w:left="6480" w:hanging="360"/>
+      </w:pPr>
+      <w:rPr>
+        <w:rFonts w:ascii="Wingdings" w:hAnsi="Wingdings" w:hint="default"/>
+        <w:sz w:val="20"/>
+      </w:rPr>
+    </w:lvl>
+  </w:abstractNum>
+  <w:abstractNum w:abstractNumId="14" w15:restartNumberingAfterBreak="0">
     <w:nsid w:val="2AD8571A"/>
     <w:multiLevelType w:val="multilevel"/>
     <w:tmpl w:val="7C147598"/>
@@ -1995,7 +3046,7 @@
       </w:rPr>
     </w:lvl>
   </w:abstractNum>
-  <w:abstractNum w:abstractNumId="12" w15:restartNumberingAfterBreak="0">
+  <w:abstractNum w:abstractNumId="15" w15:restartNumberingAfterBreak="0">
     <w:nsid w:val="2E827B75"/>
     <w:multiLevelType w:val="multilevel"/>
     <w:tmpl w:val="069CCC4C"/>
@@ -2144,7 +3195,7 @@
       </w:rPr>
     </w:lvl>
   </w:abstractNum>
-  <w:abstractNum w:abstractNumId="13" w15:restartNumberingAfterBreak="0">
+  <w:abstractNum w:abstractNumId="16" w15:restartNumberingAfterBreak="0">
     <w:nsid w:val="2EA649E2"/>
     <w:multiLevelType w:val="multilevel"/>
     <w:tmpl w:val="381006A2"/>
@@ -2293,7 +3344,7 @@
       </w:rPr>
     </w:lvl>
   </w:abstractNum>
-  <w:abstractNum w:abstractNumId="14" w15:restartNumberingAfterBreak="0">
+  <w:abstractNum w:abstractNumId="17" w15:restartNumberingAfterBreak="0">
     <w:nsid w:val="30417929"/>
     <w:multiLevelType w:val="multilevel"/>
     <w:tmpl w:val="F7DC60E0"/>
@@ -2442,7 +3493,7 @@
       </w:rPr>
     </w:lvl>
   </w:abstractNum>
-  <w:abstractNum w:abstractNumId="15" w15:restartNumberingAfterBreak="0">
+  <w:abstractNum w:abstractNumId="18" w15:restartNumberingAfterBreak="0">
     <w:nsid w:val="320238D3"/>
     <w:multiLevelType w:val="hybridMultilevel"/>
     <w:tmpl w:val="5A304622"/>
@@ -2555,7 +3606,7 @@
       </w:rPr>
     </w:lvl>
   </w:abstractNum>
-  <w:abstractNum w:abstractNumId="16" w15:restartNumberingAfterBreak="0">
+  <w:abstractNum w:abstractNumId="19" w15:restartNumberingAfterBreak="0">
     <w:nsid w:val="354A1339"/>
     <w:multiLevelType w:val="multilevel"/>
     <w:tmpl w:val="687E36DC"/>
@@ -2704,7 +3755,7 @@
       </w:rPr>
     </w:lvl>
   </w:abstractNum>
-  <w:abstractNum w:abstractNumId="17" w15:restartNumberingAfterBreak="0">
+  <w:abstractNum w:abstractNumId="20" w15:restartNumberingAfterBreak="0">
     <w:nsid w:val="3A5646F8"/>
     <w:multiLevelType w:val="hybridMultilevel"/>
     <w:tmpl w:val="A4B40C8E"/>
@@ -2817,7 +3868,7 @@
       </w:rPr>
     </w:lvl>
   </w:abstractNum>
-  <w:abstractNum w:abstractNumId="18" w15:restartNumberingAfterBreak="0">
+  <w:abstractNum w:abstractNumId="21" w15:restartNumberingAfterBreak="0">
     <w:nsid w:val="46A61E22"/>
     <w:multiLevelType w:val="hybridMultilevel"/>
     <w:tmpl w:val="568E1C6A"/>
@@ -2930,7 +3981,7 @@
       </w:rPr>
     </w:lvl>
   </w:abstractNum>
-  <w:abstractNum w:abstractNumId="19" w15:restartNumberingAfterBreak="0">
+  <w:abstractNum w:abstractNumId="22" w15:restartNumberingAfterBreak="0">
     <w:nsid w:val="49D775AD"/>
     <w:multiLevelType w:val="multilevel"/>
     <w:tmpl w:val="5D446502"/>
@@ -3079,7 +4130,7 @@
       </w:rPr>
     </w:lvl>
   </w:abstractNum>
-  <w:abstractNum w:abstractNumId="20" w15:restartNumberingAfterBreak="0">
+  <w:abstractNum w:abstractNumId="23" w15:restartNumberingAfterBreak="0">
     <w:nsid w:val="4BE43115"/>
     <w:multiLevelType w:val="multilevel"/>
     <w:tmpl w:val="47888956"/>
@@ -3228,7 +4279,7 @@
       </w:rPr>
     </w:lvl>
   </w:abstractNum>
-  <w:abstractNum w:abstractNumId="21" w15:restartNumberingAfterBreak="0">
+  <w:abstractNum w:abstractNumId="24" w15:restartNumberingAfterBreak="0">
     <w:nsid w:val="4E6121D9"/>
     <w:multiLevelType w:val="multilevel"/>
     <w:tmpl w:val="5226DAEC"/>
@@ -3377,7 +4428,7 @@
       </w:rPr>
     </w:lvl>
   </w:abstractNum>
-  <w:abstractNum w:abstractNumId="22" w15:restartNumberingAfterBreak="0">
+  <w:abstractNum w:abstractNumId="25" w15:restartNumberingAfterBreak="0">
     <w:nsid w:val="5A1A5451"/>
     <w:multiLevelType w:val="multilevel"/>
     <w:tmpl w:val="BC8002C0"/>
@@ -3526,7 +4577,7 @@
       </w:rPr>
     </w:lvl>
   </w:abstractNum>
-  <w:abstractNum w:abstractNumId="23" w15:restartNumberingAfterBreak="0">
+  <w:abstractNum w:abstractNumId="26" w15:restartNumberingAfterBreak="0">
     <w:nsid w:val="69873D7E"/>
     <w:multiLevelType w:val="multilevel"/>
     <w:tmpl w:val="9F00474E"/>
@@ -3675,7 +4726,7 @@
       </w:rPr>
     </w:lvl>
   </w:abstractNum>
-  <w:abstractNum w:abstractNumId="24" w15:restartNumberingAfterBreak="0">
+  <w:abstractNum w:abstractNumId="27" w15:restartNumberingAfterBreak="0">
     <w:nsid w:val="69DE2E57"/>
     <w:multiLevelType w:val="multilevel"/>
     <w:tmpl w:val="D6A06B24"/>
@@ -3824,7 +4875,7 @@
       </w:rPr>
     </w:lvl>
   </w:abstractNum>
-  <w:abstractNum w:abstractNumId="25" w15:restartNumberingAfterBreak="0">
+  <w:abstractNum w:abstractNumId="28" w15:restartNumberingAfterBreak="0">
     <w:nsid w:val="75DB35E3"/>
     <w:multiLevelType w:val="multilevel"/>
     <w:tmpl w:val="2D021C7C"/>
@@ -3973,7 +5024,7 @@
       </w:rPr>
     </w:lvl>
   </w:abstractNum>
-  <w:abstractNum w:abstractNumId="26" w15:restartNumberingAfterBreak="0">
+  <w:abstractNum w:abstractNumId="29" w15:restartNumberingAfterBreak="0">
     <w:nsid w:val="78B32A5D"/>
     <w:multiLevelType w:val="multilevel"/>
     <w:tmpl w:val="FBFA590E"/>
@@ -4122,7 +5173,7 @@
       </w:rPr>
     </w:lvl>
   </w:abstractNum>
-  <w:abstractNum w:abstractNumId="27" w15:restartNumberingAfterBreak="0">
+  <w:abstractNum w:abstractNumId="30" w15:restartNumberingAfterBreak="0">
     <w:nsid w:val="78ED6D12"/>
     <w:multiLevelType w:val="multilevel"/>
     <w:tmpl w:val="344E195A"/>
@@ -4271,7 +5322,7 @@
       </w:rPr>
     </w:lvl>
   </w:abstractNum>
-  <w:abstractNum w:abstractNumId="28" w15:restartNumberingAfterBreak="0">
+  <w:abstractNum w:abstractNumId="31" w15:restartNumberingAfterBreak="0">
     <w:nsid w:val="7B4B3126"/>
     <w:multiLevelType w:val="multilevel"/>
     <w:tmpl w:val="55E0DACC"/>
@@ -4420,7 +5471,7 @@
       </w:rPr>
     </w:lvl>
   </w:abstractNum>
-  <w:abstractNum w:abstractNumId="29" w15:restartNumberingAfterBreak="0">
+  <w:abstractNum w:abstractNumId="32" w15:restartNumberingAfterBreak="0">
     <w:nsid w:val="7E7A688C"/>
     <w:multiLevelType w:val="hybridMultilevel"/>
     <w:tmpl w:val="C4A0C8D8"/>
@@ -4532,7 +5583,7 @@
       </w:rPr>
     </w:lvl>
   </w:abstractNum>
-  <w:abstractNum w:abstractNumId="30" w15:restartNumberingAfterBreak="0">
+  <w:abstractNum w:abstractNumId="33" w15:restartNumberingAfterBreak="0">
     <w:nsid w:val="7F8D06B2"/>
     <w:multiLevelType w:val="multilevel"/>
     <w:tmpl w:val="FD623F0E"/>
@@ -4682,43 +5733,43 @@
     </w:lvl>
   </w:abstractNum>
   <w:num w:numId="1" w16cid:durableId="1810392550">
-    <w:abstractNumId w:val="14"/>
+    <w:abstractNumId w:val="17"/>
   </w:num>
   <w:num w:numId="2" w16cid:durableId="1975328132">
     <w:abstractNumId w:val="0"/>
   </w:num>
   <w:num w:numId="3" w16cid:durableId="1804537332">
-    <w:abstractNumId w:val="27"/>
+    <w:abstractNumId w:val="30"/>
   </w:num>
   <w:num w:numId="4" w16cid:durableId="1749813307">
     <w:abstractNumId w:val="1"/>
   </w:num>
   <w:num w:numId="5" w16cid:durableId="2084374435">
-    <w:abstractNumId w:val="26"/>
+    <w:abstractNumId w:val="29"/>
   </w:num>
   <w:num w:numId="6" w16cid:durableId="1361315484">
     <w:abstractNumId w:val="5"/>
   </w:num>
   <w:num w:numId="7" w16cid:durableId="2101490205">
-    <w:abstractNumId w:val="12"/>
+    <w:abstractNumId w:val="15"/>
   </w:num>
   <w:num w:numId="8" w16cid:durableId="789737286">
-    <w:abstractNumId w:val="19"/>
+    <w:abstractNumId w:val="22"/>
   </w:num>
   <w:num w:numId="9" w16cid:durableId="247353489">
-    <w:abstractNumId w:val="8"/>
+    <w:abstractNumId w:val="9"/>
   </w:num>
   <w:num w:numId="10" w16cid:durableId="1795707480">
-    <w:abstractNumId w:val="10"/>
+    <w:abstractNumId w:val="11"/>
   </w:num>
   <w:num w:numId="11" w16cid:durableId="547377513">
-    <w:abstractNumId w:val="21"/>
+    <w:abstractNumId w:val="24"/>
   </w:num>
   <w:num w:numId="12" w16cid:durableId="200630506">
-    <w:abstractNumId w:val="25"/>
+    <w:abstractNumId w:val="28"/>
   </w:num>
   <w:num w:numId="13" w16cid:durableId="252205642">
-    <w:abstractNumId w:val="16"/>
+    <w:abstractNumId w:val="19"/>
   </w:num>
   <w:num w:numId="14" w16cid:durableId="66079812">
     <w:abstractNumId w:val="3"/>
@@ -4733,46 +5784,55 @@
     <w:abstractNumId w:val="2"/>
   </w:num>
   <w:num w:numId="18" w16cid:durableId="1807428544">
-    <w:abstractNumId w:val="22"/>
+    <w:abstractNumId w:val="25"/>
   </w:num>
   <w:num w:numId="19" w16cid:durableId="746343592">
     <w:abstractNumId w:val="6"/>
   </w:num>
   <w:num w:numId="20" w16cid:durableId="927008824">
-    <w:abstractNumId w:val="9"/>
+    <w:abstractNumId w:val="10"/>
   </w:num>
   <w:num w:numId="21" w16cid:durableId="1770617259">
-    <w:abstractNumId w:val="24"/>
+    <w:abstractNumId w:val="27"/>
   </w:num>
   <w:num w:numId="22" w16cid:durableId="1864660301">
+    <w:abstractNumId w:val="26"/>
+  </w:num>
+  <w:num w:numId="23" w16cid:durableId="256182886">
     <w:abstractNumId w:val="23"/>
   </w:num>
-  <w:num w:numId="23" w16cid:durableId="256182886">
+  <w:num w:numId="24" w16cid:durableId="1548951614">
+    <w:abstractNumId w:val="16"/>
+  </w:num>
+  <w:num w:numId="25" w16cid:durableId="1356540216">
+    <w:abstractNumId w:val="14"/>
+  </w:num>
+  <w:num w:numId="26" w16cid:durableId="1047533141">
+    <w:abstractNumId w:val="31"/>
+  </w:num>
+  <w:num w:numId="27" w16cid:durableId="580721069">
+    <w:abstractNumId w:val="33"/>
+  </w:num>
+  <w:num w:numId="28" w16cid:durableId="821391749">
     <w:abstractNumId w:val="20"/>
   </w:num>
-  <w:num w:numId="24" w16cid:durableId="1548951614">
+  <w:num w:numId="29" w16cid:durableId="68505569">
+    <w:abstractNumId w:val="18"/>
+  </w:num>
+  <w:num w:numId="30" w16cid:durableId="665403941">
+    <w:abstractNumId w:val="21"/>
+  </w:num>
+  <w:num w:numId="31" w16cid:durableId="1630013260">
+    <w:abstractNumId w:val="32"/>
+  </w:num>
+  <w:num w:numId="32" w16cid:durableId="957375652">
+    <w:abstractNumId w:val="12"/>
+  </w:num>
+  <w:num w:numId="33" w16cid:durableId="272446981">
     <w:abstractNumId w:val="13"/>
   </w:num>
-  <w:num w:numId="25" w16cid:durableId="1356540216">
-    <w:abstractNumId w:val="11"/>
-  </w:num>
-  <w:num w:numId="26" w16cid:durableId="1047533141">
-    <w:abstractNumId w:val="28"/>
-  </w:num>
-  <w:num w:numId="27" w16cid:durableId="580721069">
-    <w:abstractNumId w:val="30"/>
-  </w:num>
-  <w:num w:numId="28" w16cid:durableId="821391749">
-    <w:abstractNumId w:val="17"/>
-  </w:num>
-  <w:num w:numId="29" w16cid:durableId="68505569">
-    <w:abstractNumId w:val="15"/>
-  </w:num>
-  <w:num w:numId="30" w16cid:durableId="665403941">
-    <w:abstractNumId w:val="18"/>
-  </w:num>
-  <w:num w:numId="31" w16cid:durableId="1630013260">
-    <w:abstractNumId w:val="29"/>
+  <w:num w:numId="34" w16cid:durableId="1242370671">
+    <w:abstractNumId w:val="8"/>
   </w:num>
 </w:numbering>
 </file>
@@ -5177,6 +6237,7 @@
   <w:style w:type="paragraph" w:default="1" w:styleId="a">
     <w:name w:val="Normal"/>
     <w:qFormat/>
+    <w:rsid w:val="00C50710"/>
   </w:style>
   <w:style w:type="paragraph" w:styleId="1">
     <w:name w:val="heading 1"/>
@@ -5694,6 +6755,29 @@
       <w:spacing w:val="5"/>
     </w:rPr>
   </w:style>
+  <w:style w:type="character" w:styleId="ac">
+    <w:name w:val="Hyperlink"/>
+    <w:basedOn w:val="a0"/>
+    <w:uiPriority w:val="99"/>
+    <w:unhideWhenUsed/>
+    <w:rsid w:val="00C50710"/>
+    <w:rPr>
+      <w:color w:val="0563C1" w:themeColor="hyperlink"/>
+      <w:u w:val="single"/>
+    </w:rPr>
+  </w:style>
+  <w:style w:type="character" w:styleId="ad">
+    <w:name w:val="Unresolved Mention"/>
+    <w:basedOn w:val="a0"/>
+    <w:uiPriority w:val="99"/>
+    <w:semiHidden/>
+    <w:unhideWhenUsed/>
+    <w:rsid w:val="006D5CA3"/>
+    <w:rPr>
+      <w:color w:val="605E5C"/>
+      <w:shd w:val="clear" w:color="auto" w:fill="E1DFDD"/>
+    </w:rPr>
+  </w:style>
 </w:styles>
 </file>
 

--- a/Explanatory_note.docx
+++ b/Explanatory_note.docx
@@ -26,6 +26,7 @@
           <w:bCs/>
           <w:sz w:val="40"/>
           <w:szCs w:val="40"/>
+          <w:lang w:val="en-US"/>
         </w:rPr>
       </w:pPr>
       <w:r>
@@ -91,7 +92,60 @@
           <w:sz w:val="28"/>
           <w:szCs w:val="28"/>
         </w:rPr>
-        <w:t>Сайт интегрируется с ранее разработанным приложением на PyQt — пользователи могут создавать карточки как на сайте, так и в десктоп</w:t>
+        <w:t xml:space="preserve">Для реализации проекта я применил </w:t>
+      </w:r>
+      <w:proofErr w:type="spellStart"/>
+      <w:r>
+        <w:rPr>
+          <w:b/>
+          <w:bCs/>
+          <w:i/>
+          <w:iCs/>
+          <w:sz w:val="28"/>
+          <w:szCs w:val="28"/>
+        </w:rPr>
+        <w:t>htmx</w:t>
+      </w:r>
+      <w:proofErr w:type="spellEnd"/>
+      <w:r>
+        <w:rPr>
+          <w:sz w:val="28"/>
+          <w:szCs w:val="28"/>
+        </w:rPr>
+        <w:t>. Обработка нажатий на кнопку лайка, добавление строки в таблицу способностей и отправка комментария происходят быстро и незаметно, не отвлекая пользователя частыми обновлениями страницы.</w:t>
+      </w:r>
+    </w:p>
+    <w:p>
+      <w:pPr>
+        <w:ind w:left="-567"/>
+        <w:jc w:val="both"/>
+        <w:rPr>
+          <w:sz w:val="28"/>
+          <w:szCs w:val="28"/>
+        </w:rPr>
+      </w:pPr>
+      <w:r>
+        <w:rPr>
+          <w:sz w:val="28"/>
+          <w:szCs w:val="28"/>
+        </w:rPr>
+        <w:t>Сайт интегрируется с ранее разработанным приложением на </w:t>
+      </w:r>
+      <w:proofErr w:type="spellStart"/>
+      <w:r>
+        <w:rPr>
+          <w:sz w:val="28"/>
+          <w:szCs w:val="28"/>
+        </w:rPr>
+        <w:t>PyQt</w:t>
+      </w:r>
+      <w:proofErr w:type="spellEnd"/>
+      <w:r>
+        <w:rPr>
+          <w:sz w:val="28"/>
+          <w:szCs w:val="28"/>
+        </w:rPr>
+        <w:t> — пользователи могут создавать карточки как на сайте, так и в десктоп</w:t>
       </w:r>
       <w:r>
         <w:rPr>
@@ -498,6 +552,843 @@
     </w:p>
     <w:p>
       <w:pPr>
+        <w:rPr>
+          <w:b/>
+          <w:bCs/>
+          <w:sz w:val="32"/>
+          <w:szCs w:val="32"/>
+        </w:rPr>
+      </w:pPr>
+      <w:r>
+        <w:rPr>
+          <w:b/>
+          <w:bCs/>
+          <w:sz w:val="32"/>
+          <w:szCs w:val="32"/>
+        </w:rPr>
+        <w:t>2.1. Работа с данными (</w:t>
+      </w:r>
+      <w:proofErr w:type="spellStart"/>
+      <w:r>
+        <w:rPr>
+          <w:b/>
+          <w:bCs/>
+          <w:sz w:val="32"/>
+          <w:szCs w:val="32"/>
+        </w:rPr>
+        <w:t>Backend</w:t>
+      </w:r>
+      <w:proofErr w:type="spellEnd"/>
+      <w:r>
+        <w:rPr>
+          <w:b/>
+          <w:bCs/>
+          <w:sz w:val="32"/>
+          <w:szCs w:val="32"/>
+        </w:rPr>
+        <w:t>)</w:t>
+      </w:r>
+    </w:p>
+    <w:p>
+      <w:pPr>
+        <w:numPr>
+          <w:ilvl w:val="0"/>
+          <w:numId w:val="35"/>
+        </w:numPr>
+        <w:rPr>
+          <w:sz w:val="28"/>
+          <w:szCs w:val="28"/>
+        </w:rPr>
+      </w:pPr>
+      <w:r>
+        <w:rPr>
+          <w:b/>
+          <w:bCs/>
+          <w:sz w:val="28"/>
+          <w:szCs w:val="28"/>
+        </w:rPr>
+        <w:t>Импорт JSON:</w:t>
+      </w:r>
+      <w:r>
+        <w:rPr>
+          <w:sz w:val="28"/>
+          <w:szCs w:val="28"/>
+        </w:rPr>
+        <w:t xml:space="preserve"> Обработка структуры данных, включающей имя, уровень, характеристики (</w:t>
+      </w:r>
+      <w:proofErr w:type="spellStart"/>
+      <w:r>
+        <w:rPr>
+          <w:sz w:val="28"/>
+          <w:szCs w:val="28"/>
+        </w:rPr>
+        <w:t>stats</w:t>
+      </w:r>
+      <w:proofErr w:type="spellEnd"/>
+      <w:r>
+        <w:rPr>
+          <w:sz w:val="28"/>
+          <w:szCs w:val="28"/>
+        </w:rPr>
+        <w:t>), способности (</w:t>
+      </w:r>
+      <w:proofErr w:type="spellStart"/>
+      <w:r>
+        <w:rPr>
+          <w:sz w:val="28"/>
+          <w:szCs w:val="28"/>
+        </w:rPr>
+        <w:t>abilities</w:t>
+      </w:r>
+      <w:proofErr w:type="spellEnd"/>
+      <w:r>
+        <w:rPr>
+          <w:sz w:val="28"/>
+          <w:szCs w:val="28"/>
+        </w:rPr>
+        <w:t>),</w:t>
+      </w:r>
+      <w:r>
+        <w:rPr>
+          <w:sz w:val="28"/>
+          <w:szCs w:val="28"/>
+        </w:rPr>
+        <w:t xml:space="preserve"> раса и класс (</w:t>
+      </w:r>
+      <w:r>
+        <w:rPr>
+          <w:sz w:val="28"/>
+          <w:szCs w:val="28"/>
+          <w:lang w:val="en-US"/>
+        </w:rPr>
+        <w:t>race</w:t>
+      </w:r>
+      <w:r>
+        <w:rPr>
+          <w:sz w:val="28"/>
+          <w:szCs w:val="28"/>
+        </w:rPr>
+        <w:t xml:space="preserve">, </w:t>
+      </w:r>
+      <w:r>
+        <w:rPr>
+          <w:sz w:val="28"/>
+          <w:szCs w:val="28"/>
+          <w:lang w:val="en-US"/>
+        </w:rPr>
+        <w:t>class</w:t>
+      </w:r>
+      <w:r>
+        <w:rPr>
+          <w:sz w:val="28"/>
+          <w:szCs w:val="28"/>
+        </w:rPr>
+        <w:t xml:space="preserve">. </w:t>
+      </w:r>
+      <w:r>
+        <w:rPr>
+          <w:sz w:val="28"/>
+          <w:szCs w:val="28"/>
+        </w:rPr>
+        <w:t>Списки с названием и эффектом)</w:t>
+      </w:r>
+      <w:r>
+        <w:rPr>
+          <w:sz w:val="28"/>
+          <w:szCs w:val="28"/>
+        </w:rPr>
+        <w:t xml:space="preserve"> HP и изображение в формате base64.</w:t>
+      </w:r>
+    </w:p>
+    <w:p>
+      <w:pPr>
+        <w:numPr>
+          <w:ilvl w:val="0"/>
+          <w:numId w:val="35"/>
+        </w:numPr>
+        <w:rPr>
+          <w:sz w:val="28"/>
+          <w:szCs w:val="28"/>
+        </w:rPr>
+      </w:pPr>
+      <w:r>
+        <w:rPr>
+          <w:b/>
+          <w:bCs/>
+          <w:sz w:val="28"/>
+          <w:szCs w:val="28"/>
+        </w:rPr>
+        <w:t>База данных:</w:t>
+      </w:r>
+      <w:r>
+        <w:rPr>
+          <w:sz w:val="28"/>
+          <w:szCs w:val="28"/>
+        </w:rPr>
+        <w:t xml:space="preserve"> </w:t>
+      </w:r>
+    </w:p>
+    <w:p>
+      <w:pPr>
+        <w:numPr>
+          <w:ilvl w:val="1"/>
+          <w:numId w:val="35"/>
+        </w:numPr>
+        <w:rPr>
+          <w:sz w:val="28"/>
+          <w:szCs w:val="28"/>
+        </w:rPr>
+      </w:pPr>
+      <w:r>
+        <w:rPr>
+          <w:sz w:val="28"/>
+          <w:szCs w:val="28"/>
+        </w:rPr>
+        <w:t xml:space="preserve"> Таблица </w:t>
+      </w:r>
+      <w:r>
+        <w:rPr>
+          <w:sz w:val="28"/>
+          <w:szCs w:val="28"/>
+          <w:lang w:val="en-US"/>
+        </w:rPr>
+        <w:t>u</w:t>
+      </w:r>
+      <w:proofErr w:type="spellStart"/>
+      <w:r>
+        <w:rPr>
+          <w:sz w:val="28"/>
+          <w:szCs w:val="28"/>
+        </w:rPr>
+        <w:t>sers</w:t>
+      </w:r>
+      <w:proofErr w:type="spellEnd"/>
+      <w:r>
+        <w:rPr>
+          <w:sz w:val="28"/>
+          <w:szCs w:val="28"/>
+        </w:rPr>
+        <w:t xml:space="preserve"> </w:t>
+      </w:r>
+      <w:r>
+        <w:rPr>
+          <w:sz w:val="28"/>
+          <w:szCs w:val="28"/>
+        </w:rPr>
+        <w:t xml:space="preserve">– </w:t>
+      </w:r>
+      <w:r>
+        <w:rPr>
+          <w:sz w:val="28"/>
+          <w:szCs w:val="28"/>
+        </w:rPr>
+        <w:t>для регистрации/входа</w:t>
+      </w:r>
+      <w:r>
+        <w:rPr>
+          <w:sz w:val="28"/>
+          <w:szCs w:val="28"/>
+        </w:rPr>
+        <w:t xml:space="preserve">. </w:t>
+      </w:r>
+      <w:r>
+        <w:rPr>
+          <w:sz w:val="28"/>
+          <w:szCs w:val="28"/>
+        </w:rPr>
+        <w:t>(Содержит в себе имя пользователя, почту и зашифрованный пароль</w:t>
+      </w:r>
+      <w:r>
+        <w:rPr>
+          <w:sz w:val="28"/>
+          <w:szCs w:val="28"/>
+        </w:rPr>
+        <w:t>).</w:t>
+      </w:r>
+    </w:p>
+    <w:p>
+      <w:pPr>
+        <w:numPr>
+          <w:ilvl w:val="1"/>
+          <w:numId w:val="35"/>
+        </w:numPr>
+        <w:rPr>
+          <w:sz w:val="28"/>
+          <w:szCs w:val="28"/>
+        </w:rPr>
+      </w:pPr>
+      <w:r>
+        <w:rPr>
+          <w:sz w:val="28"/>
+          <w:szCs w:val="28"/>
+        </w:rPr>
+        <w:t xml:space="preserve">Таблица </w:t>
+      </w:r>
+      <w:r>
+        <w:rPr>
+          <w:sz w:val="28"/>
+          <w:szCs w:val="28"/>
+          <w:lang w:val="en-US"/>
+        </w:rPr>
+        <w:t>c</w:t>
+      </w:r>
+      <w:proofErr w:type="spellStart"/>
+      <w:r>
+        <w:rPr>
+          <w:sz w:val="28"/>
+          <w:szCs w:val="28"/>
+        </w:rPr>
+        <w:t>haracters</w:t>
+      </w:r>
+      <w:proofErr w:type="spellEnd"/>
+      <w:r>
+        <w:rPr>
+          <w:sz w:val="28"/>
+          <w:szCs w:val="28"/>
+        </w:rPr>
+        <w:t xml:space="preserve"> </w:t>
+      </w:r>
+      <w:r>
+        <w:rPr>
+          <w:sz w:val="28"/>
+          <w:szCs w:val="28"/>
+        </w:rPr>
+        <w:t xml:space="preserve">– </w:t>
+      </w:r>
+      <w:r>
+        <w:rPr>
+          <w:sz w:val="28"/>
+          <w:szCs w:val="28"/>
+        </w:rPr>
+        <w:t>все поля из JSON + ссылка на автора.</w:t>
+      </w:r>
+      <w:r>
+        <w:rPr>
+          <w:sz w:val="28"/>
+          <w:szCs w:val="28"/>
+        </w:rPr>
+        <w:t xml:space="preserve"> (имя, </w:t>
+      </w:r>
+      <w:r>
+        <w:rPr>
+          <w:sz w:val="28"/>
+          <w:szCs w:val="28"/>
+          <w:lang w:val="en-US"/>
+        </w:rPr>
+        <w:t>hp</w:t>
+      </w:r>
+      <w:r>
+        <w:rPr>
+          <w:sz w:val="28"/>
+          <w:szCs w:val="28"/>
+        </w:rPr>
+        <w:t xml:space="preserve">, уровень, </w:t>
+      </w:r>
+      <w:proofErr w:type="spellStart"/>
+      <w:r>
+        <w:rPr>
+          <w:sz w:val="28"/>
+          <w:szCs w:val="28"/>
+        </w:rPr>
+        <w:t>статы</w:t>
+      </w:r>
+      <w:proofErr w:type="spellEnd"/>
+      <w:r>
+        <w:rPr>
+          <w:sz w:val="28"/>
+          <w:szCs w:val="28"/>
+        </w:rPr>
+        <w:t xml:space="preserve">, раса и класс (список из названия + эффекта), путь к изображению, </w:t>
+      </w:r>
+      <w:r>
+        <w:rPr>
+          <w:sz w:val="28"/>
+          <w:szCs w:val="28"/>
+          <w:lang w:val="en-US"/>
+        </w:rPr>
+        <w:t>id</w:t>
+      </w:r>
+      <w:r>
+        <w:rPr>
+          <w:sz w:val="28"/>
+          <w:szCs w:val="28"/>
+        </w:rPr>
+        <w:t xml:space="preserve"> </w:t>
+      </w:r>
+      <w:r>
+        <w:rPr>
+          <w:sz w:val="28"/>
+          <w:szCs w:val="28"/>
+        </w:rPr>
+        <w:t>создателя)</w:t>
+      </w:r>
+    </w:p>
+    <w:p>
+      <w:pPr>
+        <w:numPr>
+          <w:ilvl w:val="1"/>
+          <w:numId w:val="35"/>
+        </w:numPr>
+        <w:rPr>
+          <w:sz w:val="28"/>
+          <w:szCs w:val="28"/>
+        </w:rPr>
+      </w:pPr>
+      <w:r>
+        <w:rPr>
+          <w:sz w:val="28"/>
+          <w:szCs w:val="28"/>
+        </w:rPr>
+        <w:t>Таблиц</w:t>
+      </w:r>
+      <w:r>
+        <w:rPr>
+          <w:sz w:val="28"/>
+          <w:szCs w:val="28"/>
+        </w:rPr>
+        <w:t xml:space="preserve">ы </w:t>
+      </w:r>
+      <w:r>
+        <w:rPr>
+          <w:sz w:val="28"/>
+          <w:szCs w:val="28"/>
+          <w:lang w:val="en-US"/>
+        </w:rPr>
+        <w:t>likes</w:t>
+      </w:r>
+      <w:r>
+        <w:rPr>
+          <w:sz w:val="28"/>
+          <w:szCs w:val="28"/>
+        </w:rPr>
+        <w:t xml:space="preserve"> и </w:t>
+      </w:r>
+      <w:r>
+        <w:rPr>
+          <w:sz w:val="28"/>
+          <w:szCs w:val="28"/>
+          <w:lang w:val="en-US"/>
+        </w:rPr>
+        <w:t>comments</w:t>
+      </w:r>
+      <w:r>
+        <w:rPr>
+          <w:sz w:val="28"/>
+          <w:szCs w:val="28"/>
+        </w:rPr>
+        <w:t xml:space="preserve"> –</w:t>
+      </w:r>
+      <w:r>
+        <w:rPr>
+          <w:sz w:val="28"/>
+          <w:szCs w:val="28"/>
+        </w:rPr>
+        <w:t xml:space="preserve"> </w:t>
+      </w:r>
+      <w:r>
+        <w:rPr>
+          <w:sz w:val="28"/>
+          <w:szCs w:val="28"/>
+        </w:rPr>
+        <w:t>лайки</w:t>
+      </w:r>
+      <w:r>
+        <w:rPr>
+          <w:sz w:val="28"/>
+          <w:szCs w:val="28"/>
+        </w:rPr>
+        <w:t xml:space="preserve"> и комментарии</w:t>
+      </w:r>
+      <w:proofErr w:type="gramStart"/>
+      <w:r>
+        <w:rPr>
+          <w:sz w:val="28"/>
+          <w:szCs w:val="28"/>
+        </w:rPr>
+        <w:t>.</w:t>
+      </w:r>
+      <w:proofErr w:type="gramEnd"/>
+      <w:r>
+        <w:rPr>
+          <w:sz w:val="28"/>
+          <w:szCs w:val="28"/>
+        </w:rPr>
+        <w:t xml:space="preserve"> (текст (если комментарий), </w:t>
+      </w:r>
+      <w:r>
+        <w:rPr>
+          <w:sz w:val="28"/>
+          <w:szCs w:val="28"/>
+        </w:rPr>
+        <w:t>связанны с ID персонажа и пользователя</w:t>
+      </w:r>
+      <w:r>
+        <w:rPr>
+          <w:sz w:val="28"/>
+          <w:szCs w:val="28"/>
+        </w:rPr>
+        <w:t>)</w:t>
+      </w:r>
+    </w:p>
+    <w:p>
+      <w:pPr>
+        <w:rPr>
+          <w:b/>
+          <w:bCs/>
+          <w:sz w:val="32"/>
+          <w:szCs w:val="32"/>
+        </w:rPr>
+      </w:pPr>
+      <w:r>
+        <w:rPr>
+          <w:b/>
+          <w:bCs/>
+          <w:sz w:val="32"/>
+          <w:szCs w:val="32"/>
+        </w:rPr>
+        <w:t>2.2. Пользовательский интерфейс (</w:t>
+      </w:r>
+      <w:proofErr w:type="spellStart"/>
+      <w:r>
+        <w:rPr>
+          <w:b/>
+          <w:bCs/>
+          <w:sz w:val="32"/>
+          <w:szCs w:val="32"/>
+        </w:rPr>
+        <w:t>Frontend</w:t>
+      </w:r>
+      <w:proofErr w:type="spellEnd"/>
+      <w:r>
+        <w:rPr>
+          <w:b/>
+          <w:bCs/>
+          <w:sz w:val="32"/>
+          <w:szCs w:val="32"/>
+        </w:rPr>
+        <w:t>)</w:t>
+      </w:r>
+    </w:p>
+    <w:p>
+      <w:pPr>
+        <w:numPr>
+          <w:ilvl w:val="0"/>
+          <w:numId w:val="36"/>
+        </w:numPr>
+        <w:rPr>
+          <w:sz w:val="28"/>
+          <w:szCs w:val="28"/>
+        </w:rPr>
+      </w:pPr>
+      <w:r>
+        <w:rPr>
+          <w:b/>
+          <w:bCs/>
+          <w:sz w:val="28"/>
+          <w:szCs w:val="28"/>
+        </w:rPr>
+        <w:t>Главная страница (Лента):</w:t>
+      </w:r>
+      <w:r>
+        <w:rPr>
+          <w:sz w:val="28"/>
+          <w:szCs w:val="28"/>
+        </w:rPr>
+        <w:t xml:space="preserve"> </w:t>
+      </w:r>
+    </w:p>
+    <w:p>
+      <w:pPr>
+        <w:numPr>
+          <w:ilvl w:val="1"/>
+          <w:numId w:val="36"/>
+        </w:numPr>
+        <w:rPr>
+          <w:sz w:val="28"/>
+          <w:szCs w:val="28"/>
+        </w:rPr>
+      </w:pPr>
+      <w:proofErr w:type="gramStart"/>
+      <w:r>
+        <w:rPr>
+          <w:sz w:val="28"/>
+          <w:szCs w:val="28"/>
+        </w:rPr>
+        <w:t>Сетка  из</w:t>
+      </w:r>
+      <w:proofErr w:type="gramEnd"/>
+      <w:r>
+        <w:rPr>
+          <w:sz w:val="28"/>
+          <w:szCs w:val="28"/>
+        </w:rPr>
+        <w:t xml:space="preserve"> карточек персонажей.</w:t>
+      </w:r>
+    </w:p>
+    <w:p>
+      <w:pPr>
+        <w:numPr>
+          <w:ilvl w:val="1"/>
+          <w:numId w:val="36"/>
+        </w:numPr>
+        <w:rPr>
+          <w:sz w:val="28"/>
+          <w:szCs w:val="28"/>
+        </w:rPr>
+      </w:pPr>
+      <w:r>
+        <w:rPr>
+          <w:sz w:val="28"/>
+          <w:szCs w:val="28"/>
+        </w:rPr>
+        <w:t xml:space="preserve">Отображение </w:t>
+      </w:r>
+      <w:r>
+        <w:rPr>
+          <w:sz w:val="28"/>
+          <w:szCs w:val="28"/>
+        </w:rPr>
+        <w:t>сокращенной информации,</w:t>
+      </w:r>
+      <w:r>
+        <w:rPr>
+          <w:sz w:val="28"/>
+          <w:szCs w:val="28"/>
+        </w:rPr>
+        <w:t xml:space="preserve"> имени и картинки (декодированной из base64).</w:t>
+      </w:r>
+    </w:p>
+    <w:p>
+      <w:pPr>
+        <w:numPr>
+          <w:ilvl w:val="0"/>
+          <w:numId w:val="36"/>
+        </w:numPr>
+        <w:rPr>
+          <w:sz w:val="28"/>
+          <w:szCs w:val="28"/>
+        </w:rPr>
+      </w:pPr>
+      <w:r>
+        <w:rPr>
+          <w:b/>
+          <w:bCs/>
+          <w:sz w:val="28"/>
+          <w:szCs w:val="28"/>
+        </w:rPr>
+        <w:t>Страница персонажа:</w:t>
+      </w:r>
+      <w:r>
+        <w:rPr>
+          <w:sz w:val="28"/>
+          <w:szCs w:val="28"/>
+        </w:rPr>
+        <w:t xml:space="preserve"> </w:t>
+      </w:r>
+    </w:p>
+    <w:p>
+      <w:pPr>
+        <w:numPr>
+          <w:ilvl w:val="1"/>
+          <w:numId w:val="36"/>
+        </w:numPr>
+        <w:rPr>
+          <w:sz w:val="28"/>
+          <w:szCs w:val="28"/>
+        </w:rPr>
+      </w:pPr>
+      <w:r>
+        <w:rPr>
+          <w:sz w:val="28"/>
+          <w:szCs w:val="28"/>
+        </w:rPr>
+        <w:t xml:space="preserve">Полный детальный вид: </w:t>
+      </w:r>
+      <w:proofErr w:type="spellStart"/>
+      <w:r>
+        <w:rPr>
+          <w:sz w:val="28"/>
+          <w:szCs w:val="28"/>
+        </w:rPr>
+        <w:t>статы</w:t>
+      </w:r>
+      <w:proofErr w:type="spellEnd"/>
+      <w:r>
+        <w:rPr>
+          <w:sz w:val="28"/>
+          <w:szCs w:val="28"/>
+        </w:rPr>
+        <w:t xml:space="preserve"> (сила, ловкость</w:t>
+      </w:r>
+      <w:r>
+        <w:rPr>
+          <w:sz w:val="28"/>
+          <w:szCs w:val="28"/>
+        </w:rPr>
+        <w:t>,</w:t>
+      </w:r>
+      <w:r>
+        <w:rPr>
+          <w:sz w:val="28"/>
+          <w:szCs w:val="28"/>
+        </w:rPr>
+        <w:t xml:space="preserve"> </w:t>
+      </w:r>
+      <w:r>
+        <w:rPr>
+          <w:sz w:val="28"/>
+          <w:szCs w:val="28"/>
+        </w:rPr>
+        <w:t>…</w:t>
+      </w:r>
+      <w:r>
+        <w:rPr>
+          <w:sz w:val="28"/>
+          <w:szCs w:val="28"/>
+        </w:rPr>
+        <w:t>), список способностей</w:t>
+      </w:r>
+      <w:r>
+        <w:rPr>
+          <w:sz w:val="28"/>
+          <w:szCs w:val="28"/>
+        </w:rPr>
+        <w:t xml:space="preserve"> и т.д.</w:t>
+      </w:r>
+    </w:p>
+    <w:p>
+      <w:pPr>
+        <w:numPr>
+          <w:ilvl w:val="1"/>
+          <w:numId w:val="36"/>
+        </w:numPr>
+        <w:rPr>
+          <w:sz w:val="28"/>
+          <w:szCs w:val="28"/>
+        </w:rPr>
+      </w:pPr>
+      <w:r>
+        <w:rPr>
+          <w:sz w:val="28"/>
+          <w:szCs w:val="28"/>
+        </w:rPr>
+        <w:t>Счетчик лайков и блок комментариев.</w:t>
+      </w:r>
+    </w:p>
+    <w:p>
+      <w:pPr>
+        <w:numPr>
+          <w:ilvl w:val="0"/>
+          <w:numId w:val="36"/>
+        </w:numPr>
+        <w:rPr>
+          <w:sz w:val="28"/>
+          <w:szCs w:val="28"/>
+        </w:rPr>
+      </w:pPr>
+      <w:r>
+        <w:rPr>
+          <w:b/>
+          <w:bCs/>
+          <w:sz w:val="28"/>
+          <w:szCs w:val="28"/>
+        </w:rPr>
+        <w:t>Личный кабинет:</w:t>
+      </w:r>
+    </w:p>
+    <w:p>
+      <w:pPr>
+        <w:numPr>
+          <w:ilvl w:val="1"/>
+          <w:numId w:val="36"/>
+        </w:numPr>
+        <w:rPr>
+          <w:sz w:val="28"/>
+          <w:szCs w:val="28"/>
+        </w:rPr>
+      </w:pPr>
+      <w:r>
+        <w:rPr>
+          <w:sz w:val="28"/>
+          <w:szCs w:val="28"/>
+        </w:rPr>
+        <w:t xml:space="preserve"> Возможность </w:t>
+      </w:r>
+      <w:r>
+        <w:rPr>
+          <w:sz w:val="28"/>
+          <w:szCs w:val="28"/>
+        </w:rPr>
+        <w:t xml:space="preserve">создать </w:t>
+      </w:r>
+      <w:proofErr w:type="gramStart"/>
+      <w:r>
+        <w:rPr>
+          <w:sz w:val="28"/>
+          <w:szCs w:val="28"/>
+        </w:rPr>
+        <w:t xml:space="preserve">карточку </w:t>
+      </w:r>
+      <w:r>
+        <w:rPr>
+          <w:sz w:val="28"/>
+          <w:szCs w:val="28"/>
+        </w:rPr>
+        <w:t xml:space="preserve"> </w:t>
+      </w:r>
+      <w:r>
+        <w:rPr>
+          <w:sz w:val="28"/>
+          <w:szCs w:val="28"/>
+        </w:rPr>
+        <w:t>загрузив</w:t>
+      </w:r>
+      <w:proofErr w:type="gramEnd"/>
+      <w:r>
+        <w:rPr>
+          <w:sz w:val="28"/>
+          <w:szCs w:val="28"/>
+        </w:rPr>
+        <w:t xml:space="preserve"> JSON-файл</w:t>
+      </w:r>
+      <w:r>
+        <w:rPr>
+          <w:sz w:val="28"/>
+          <w:szCs w:val="28"/>
+        </w:rPr>
+        <w:t xml:space="preserve"> или заполнив форму вручную</w:t>
+      </w:r>
+    </w:p>
+    <w:p>
+      <w:pPr>
+        <w:numPr>
+          <w:ilvl w:val="1"/>
+          <w:numId w:val="36"/>
+        </w:numPr>
+        <w:rPr>
+          <w:sz w:val="28"/>
+          <w:szCs w:val="28"/>
+        </w:rPr>
+      </w:pPr>
+      <w:r>
+        <w:rPr>
+          <w:sz w:val="28"/>
+          <w:szCs w:val="28"/>
+        </w:rPr>
+        <w:t>Список "Мои персонажи" с кнопками редактирования/удаления.</w:t>
+      </w:r>
+    </w:p>
+    <w:p>
+      <w:pPr>
+        <w:ind w:left="-57"/>
+        <w:rPr>
+          <w:sz w:val="28"/>
+          <w:szCs w:val="28"/>
+        </w:rPr>
+      </w:pPr>
+    </w:p>
+    <w:p>
+      <w:pPr>
         <w:ind w:left="-567"/>
         <w:rPr>
           <w:b/>
@@ -622,8 +1513,19 @@
           <w:sz w:val="28"/>
           <w:szCs w:val="28"/>
         </w:rPr>
-        <w:t>.py</w:t>
-      </w:r>
+        <w:t>.</w:t>
+      </w:r>
+      <w:proofErr w:type="spellStart"/>
+      <w:r>
+        <w:rPr>
+          <w:b/>
+          <w:bCs/>
+          <w:sz w:val="28"/>
+          <w:szCs w:val="28"/>
+        </w:rPr>
+        <w:t>py</w:t>
+      </w:r>
+      <w:proofErr w:type="spellEnd"/>
       <w:r>
         <w:rPr>
           <w:sz w:val="28"/>
@@ -699,16 +1601,32 @@
           <w:szCs w:val="28"/>
         </w:rPr>
         <w:tab/>
+      </w:r>
+      <w:proofErr w:type="spellStart"/>
+      <w:r>
+        <w:rPr>
+          <w:sz w:val="28"/>
+          <w:szCs w:val="28"/>
+        </w:rPr>
         <w:t>admin</w:t>
       </w:r>
+      <w:proofErr w:type="spellEnd"/>
       <w:r>
         <w:rPr>
           <w:sz w:val="28"/>
           <w:szCs w:val="28"/>
         </w:rPr>
         <w:tab/>
+      </w:r>
+      <w:proofErr w:type="spellStart"/>
+      <w:r>
+        <w:rPr>
+          <w:sz w:val="28"/>
+          <w:szCs w:val="28"/>
+        </w:rPr>
         <w:t>admin@hub.local</w:t>
       </w:r>
+      <w:proofErr w:type="spellEnd"/>
     </w:p>
     <w:p>
       <w:pPr>
@@ -730,8 +1648,16 @@
           <w:szCs w:val="28"/>
         </w:rPr>
         <w:tab/>
+      </w:r>
+      <w:proofErr w:type="spellStart"/>
+      <w:r>
+        <w:rPr>
+          <w:sz w:val="28"/>
+          <w:szCs w:val="28"/>
+        </w:rPr>
         <w:t>Фуфелшмерц</w:t>
       </w:r>
+      <w:proofErr w:type="spellEnd"/>
       <w:r>
         <w:rPr>
           <w:sz w:val="28"/>
@@ -761,7 +1687,22 @@
           <w:szCs w:val="28"/>
         </w:rPr>
         <w:tab/>
-        <w:t>перри утконос</w:t>
+      </w:r>
+      <w:proofErr w:type="spellStart"/>
+      <w:r>
+        <w:rPr>
+          <w:sz w:val="28"/>
+          <w:szCs w:val="28"/>
+        </w:rPr>
+        <w:t>перри</w:t>
+      </w:r>
+      <w:proofErr w:type="spellEnd"/>
+      <w:r>
+        <w:rPr>
+          <w:sz w:val="28"/>
+          <w:szCs w:val="28"/>
+        </w:rPr>
+        <w:t xml:space="preserve"> утконос</w:t>
       </w:r>
       <w:r>
         <w:rPr>
@@ -786,7 +1727,6 @@
         <w:rPr>
           <w:sz w:val="28"/>
           <w:szCs w:val="28"/>
-          <w:lang w:val="en-US"/>
         </w:rPr>
       </w:pPr>
       <w:r>
@@ -2898,6 +3838,155 @@
     </w:lvl>
   </w:abstractNum>
   <w:abstractNum w:abstractNumId="14" w15:restartNumberingAfterBreak="0">
+    <w:nsid w:val="2A8151F5"/>
+    <w:multiLevelType w:val="multilevel"/>
+    <w:tmpl w:val="E3FCEBE2"/>
+    <w:lvl w:ilvl="0">
+      <w:start w:val="1"/>
+      <w:numFmt w:val="bullet"/>
+      <w:lvlText w:val=""/>
+      <w:lvlJc w:val="left"/>
+      <w:pPr>
+        <w:tabs>
+          <w:tab w:val="num" w:pos="720"/>
+        </w:tabs>
+        <w:ind w:left="720" w:hanging="360"/>
+      </w:pPr>
+      <w:rPr>
+        <w:rFonts w:ascii="Symbol" w:hAnsi="Symbol" w:hint="default"/>
+        <w:sz w:val="20"/>
+      </w:rPr>
+    </w:lvl>
+    <w:lvl w:ilvl="1">
+      <w:start w:val="1"/>
+      <w:numFmt w:val="bullet"/>
+      <w:lvlText w:val="o"/>
+      <w:lvlJc w:val="left"/>
+      <w:pPr>
+        <w:tabs>
+          <w:tab w:val="num" w:pos="1440"/>
+        </w:tabs>
+        <w:ind w:left="1440" w:hanging="360"/>
+      </w:pPr>
+      <w:rPr>
+        <w:rFonts w:ascii="Courier New" w:hAnsi="Courier New" w:hint="default"/>
+        <w:sz w:val="20"/>
+      </w:rPr>
+    </w:lvl>
+    <w:lvl w:ilvl="2" w:tentative="1">
+      <w:start w:val="1"/>
+      <w:numFmt w:val="bullet"/>
+      <w:lvlText w:val=""/>
+      <w:lvlJc w:val="left"/>
+      <w:pPr>
+        <w:tabs>
+          <w:tab w:val="num" w:pos="2160"/>
+        </w:tabs>
+        <w:ind w:left="2160" w:hanging="360"/>
+      </w:pPr>
+      <w:rPr>
+        <w:rFonts w:ascii="Wingdings" w:hAnsi="Wingdings" w:hint="default"/>
+        <w:sz w:val="20"/>
+      </w:rPr>
+    </w:lvl>
+    <w:lvl w:ilvl="3" w:tentative="1">
+      <w:start w:val="1"/>
+      <w:numFmt w:val="bullet"/>
+      <w:lvlText w:val=""/>
+      <w:lvlJc w:val="left"/>
+      <w:pPr>
+        <w:tabs>
+          <w:tab w:val="num" w:pos="2880"/>
+        </w:tabs>
+        <w:ind w:left="2880" w:hanging="360"/>
+      </w:pPr>
+      <w:rPr>
+        <w:rFonts w:ascii="Wingdings" w:hAnsi="Wingdings" w:hint="default"/>
+        <w:sz w:val="20"/>
+      </w:rPr>
+    </w:lvl>
+    <w:lvl w:ilvl="4" w:tentative="1">
+      <w:start w:val="1"/>
+      <w:numFmt w:val="bullet"/>
+      <w:lvlText w:val=""/>
+      <w:lvlJc w:val="left"/>
+      <w:pPr>
+        <w:tabs>
+          <w:tab w:val="num" w:pos="3600"/>
+        </w:tabs>
+        <w:ind w:left="3600" w:hanging="360"/>
+      </w:pPr>
+      <w:rPr>
+        <w:rFonts w:ascii="Wingdings" w:hAnsi="Wingdings" w:hint="default"/>
+        <w:sz w:val="20"/>
+      </w:rPr>
+    </w:lvl>
+    <w:lvl w:ilvl="5" w:tentative="1">
+      <w:start w:val="1"/>
+      <w:numFmt w:val="bullet"/>
+      <w:lvlText w:val=""/>
+      <w:lvlJc w:val="left"/>
+      <w:pPr>
+        <w:tabs>
+          <w:tab w:val="num" w:pos="4320"/>
+        </w:tabs>
+        <w:ind w:left="4320" w:hanging="360"/>
+      </w:pPr>
+      <w:rPr>
+        <w:rFonts w:ascii="Wingdings" w:hAnsi="Wingdings" w:hint="default"/>
+        <w:sz w:val="20"/>
+      </w:rPr>
+    </w:lvl>
+    <w:lvl w:ilvl="6" w:tentative="1">
+      <w:start w:val="1"/>
+      <w:numFmt w:val="bullet"/>
+      <w:lvlText w:val=""/>
+      <w:lvlJc w:val="left"/>
+      <w:pPr>
+        <w:tabs>
+          <w:tab w:val="num" w:pos="5040"/>
+        </w:tabs>
+        <w:ind w:left="5040" w:hanging="360"/>
+      </w:pPr>
+      <w:rPr>
+        <w:rFonts w:ascii="Wingdings" w:hAnsi="Wingdings" w:hint="default"/>
+        <w:sz w:val="20"/>
+      </w:rPr>
+    </w:lvl>
+    <w:lvl w:ilvl="7" w:tentative="1">
+      <w:start w:val="1"/>
+      <w:numFmt w:val="bullet"/>
+      <w:lvlText w:val=""/>
+      <w:lvlJc w:val="left"/>
+      <w:pPr>
+        <w:tabs>
+          <w:tab w:val="num" w:pos="5760"/>
+        </w:tabs>
+        <w:ind w:left="5760" w:hanging="360"/>
+      </w:pPr>
+      <w:rPr>
+        <w:rFonts w:ascii="Wingdings" w:hAnsi="Wingdings" w:hint="default"/>
+        <w:sz w:val="20"/>
+      </w:rPr>
+    </w:lvl>
+    <w:lvl w:ilvl="8" w:tentative="1">
+      <w:start w:val="1"/>
+      <w:numFmt w:val="bullet"/>
+      <w:lvlText w:val=""/>
+      <w:lvlJc w:val="left"/>
+      <w:pPr>
+        <w:tabs>
+          <w:tab w:val="num" w:pos="6480"/>
+        </w:tabs>
+        <w:ind w:left="6480" w:hanging="360"/>
+      </w:pPr>
+      <w:rPr>
+        <w:rFonts w:ascii="Wingdings" w:hAnsi="Wingdings" w:hint="default"/>
+        <w:sz w:val="20"/>
+      </w:rPr>
+    </w:lvl>
+  </w:abstractNum>
+  <w:abstractNum w:abstractNumId="15" w15:restartNumberingAfterBreak="0">
     <w:nsid w:val="2AD8571A"/>
     <w:multiLevelType w:val="multilevel"/>
     <w:tmpl w:val="7C147598"/>
@@ -3046,7 +4135,7 @@
       </w:rPr>
     </w:lvl>
   </w:abstractNum>
-  <w:abstractNum w:abstractNumId="15" w15:restartNumberingAfterBreak="0">
+  <w:abstractNum w:abstractNumId="16" w15:restartNumberingAfterBreak="0">
     <w:nsid w:val="2E827B75"/>
     <w:multiLevelType w:val="multilevel"/>
     <w:tmpl w:val="069CCC4C"/>
@@ -3195,7 +4284,7 @@
       </w:rPr>
     </w:lvl>
   </w:abstractNum>
-  <w:abstractNum w:abstractNumId="16" w15:restartNumberingAfterBreak="0">
+  <w:abstractNum w:abstractNumId="17" w15:restartNumberingAfterBreak="0">
     <w:nsid w:val="2EA649E2"/>
     <w:multiLevelType w:val="multilevel"/>
     <w:tmpl w:val="381006A2"/>
@@ -3344,7 +4433,7 @@
       </w:rPr>
     </w:lvl>
   </w:abstractNum>
-  <w:abstractNum w:abstractNumId="17" w15:restartNumberingAfterBreak="0">
+  <w:abstractNum w:abstractNumId="18" w15:restartNumberingAfterBreak="0">
     <w:nsid w:val="30417929"/>
     <w:multiLevelType w:val="multilevel"/>
     <w:tmpl w:val="F7DC60E0"/>
@@ -3493,7 +4582,7 @@
       </w:rPr>
     </w:lvl>
   </w:abstractNum>
-  <w:abstractNum w:abstractNumId="18" w15:restartNumberingAfterBreak="0">
+  <w:abstractNum w:abstractNumId="19" w15:restartNumberingAfterBreak="0">
     <w:nsid w:val="320238D3"/>
     <w:multiLevelType w:val="hybridMultilevel"/>
     <w:tmpl w:val="5A304622"/>
@@ -3606,7 +4695,7 @@
       </w:rPr>
     </w:lvl>
   </w:abstractNum>
-  <w:abstractNum w:abstractNumId="19" w15:restartNumberingAfterBreak="0">
+  <w:abstractNum w:abstractNumId="20" w15:restartNumberingAfterBreak="0">
     <w:nsid w:val="354A1339"/>
     <w:multiLevelType w:val="multilevel"/>
     <w:tmpl w:val="687E36DC"/>
@@ -3755,7 +4844,7 @@
       </w:rPr>
     </w:lvl>
   </w:abstractNum>
-  <w:abstractNum w:abstractNumId="20" w15:restartNumberingAfterBreak="0">
+  <w:abstractNum w:abstractNumId="21" w15:restartNumberingAfterBreak="0">
     <w:nsid w:val="3A5646F8"/>
     <w:multiLevelType w:val="hybridMultilevel"/>
     <w:tmpl w:val="A4B40C8E"/>
@@ -3868,7 +4957,7 @@
       </w:rPr>
     </w:lvl>
   </w:abstractNum>
-  <w:abstractNum w:abstractNumId="21" w15:restartNumberingAfterBreak="0">
+  <w:abstractNum w:abstractNumId="22" w15:restartNumberingAfterBreak="0">
     <w:nsid w:val="46A61E22"/>
     <w:multiLevelType w:val="hybridMultilevel"/>
     <w:tmpl w:val="568E1C6A"/>
@@ -3981,7 +5070,7 @@
       </w:rPr>
     </w:lvl>
   </w:abstractNum>
-  <w:abstractNum w:abstractNumId="22" w15:restartNumberingAfterBreak="0">
+  <w:abstractNum w:abstractNumId="23" w15:restartNumberingAfterBreak="0">
     <w:nsid w:val="49D775AD"/>
     <w:multiLevelType w:val="multilevel"/>
     <w:tmpl w:val="5D446502"/>
@@ -4130,7 +5219,7 @@
       </w:rPr>
     </w:lvl>
   </w:abstractNum>
-  <w:abstractNum w:abstractNumId="23" w15:restartNumberingAfterBreak="0">
+  <w:abstractNum w:abstractNumId="24" w15:restartNumberingAfterBreak="0">
     <w:nsid w:val="4BE43115"/>
     <w:multiLevelType w:val="multilevel"/>
     <w:tmpl w:val="47888956"/>
@@ -4279,7 +5368,7 @@
       </w:rPr>
     </w:lvl>
   </w:abstractNum>
-  <w:abstractNum w:abstractNumId="24" w15:restartNumberingAfterBreak="0">
+  <w:abstractNum w:abstractNumId="25" w15:restartNumberingAfterBreak="0">
     <w:nsid w:val="4E6121D9"/>
     <w:multiLevelType w:val="multilevel"/>
     <w:tmpl w:val="5226DAEC"/>
@@ -4428,7 +5517,7 @@
       </w:rPr>
     </w:lvl>
   </w:abstractNum>
-  <w:abstractNum w:abstractNumId="25" w15:restartNumberingAfterBreak="0">
+  <w:abstractNum w:abstractNumId="26" w15:restartNumberingAfterBreak="0">
     <w:nsid w:val="5A1A5451"/>
     <w:multiLevelType w:val="multilevel"/>
     <w:tmpl w:val="BC8002C0"/>
@@ -4577,7 +5666,7 @@
       </w:rPr>
     </w:lvl>
   </w:abstractNum>
-  <w:abstractNum w:abstractNumId="26" w15:restartNumberingAfterBreak="0">
+  <w:abstractNum w:abstractNumId="27" w15:restartNumberingAfterBreak="0">
     <w:nsid w:val="69873D7E"/>
     <w:multiLevelType w:val="multilevel"/>
     <w:tmpl w:val="9F00474E"/>
@@ -4726,7 +5815,7 @@
       </w:rPr>
     </w:lvl>
   </w:abstractNum>
-  <w:abstractNum w:abstractNumId="27" w15:restartNumberingAfterBreak="0">
+  <w:abstractNum w:abstractNumId="28" w15:restartNumberingAfterBreak="0">
     <w:nsid w:val="69DE2E57"/>
     <w:multiLevelType w:val="multilevel"/>
     <w:tmpl w:val="D6A06B24"/>
@@ -4875,7 +5964,7 @@
       </w:rPr>
     </w:lvl>
   </w:abstractNum>
-  <w:abstractNum w:abstractNumId="28" w15:restartNumberingAfterBreak="0">
+  <w:abstractNum w:abstractNumId="29" w15:restartNumberingAfterBreak="0">
     <w:nsid w:val="75DB35E3"/>
     <w:multiLevelType w:val="multilevel"/>
     <w:tmpl w:val="2D021C7C"/>
@@ -5024,7 +6113,7 @@
       </w:rPr>
     </w:lvl>
   </w:abstractNum>
-  <w:abstractNum w:abstractNumId="29" w15:restartNumberingAfterBreak="0">
+  <w:abstractNum w:abstractNumId="30" w15:restartNumberingAfterBreak="0">
     <w:nsid w:val="78B32A5D"/>
     <w:multiLevelType w:val="multilevel"/>
     <w:tmpl w:val="FBFA590E"/>
@@ -5173,7 +6262,7 @@
       </w:rPr>
     </w:lvl>
   </w:abstractNum>
-  <w:abstractNum w:abstractNumId="30" w15:restartNumberingAfterBreak="0">
+  <w:abstractNum w:abstractNumId="31" w15:restartNumberingAfterBreak="0">
     <w:nsid w:val="78ED6D12"/>
     <w:multiLevelType w:val="multilevel"/>
     <w:tmpl w:val="344E195A"/>
@@ -5322,7 +6411,156 @@
       </w:rPr>
     </w:lvl>
   </w:abstractNum>
-  <w:abstractNum w:abstractNumId="31" w15:restartNumberingAfterBreak="0">
+  <w:abstractNum w:abstractNumId="32" w15:restartNumberingAfterBreak="0">
+    <w:nsid w:val="7A073BF4"/>
+    <w:multiLevelType w:val="multilevel"/>
+    <w:tmpl w:val="88662D1C"/>
+    <w:lvl w:ilvl="0">
+      <w:start w:val="1"/>
+      <w:numFmt w:val="bullet"/>
+      <w:lvlText w:val=""/>
+      <w:lvlJc w:val="left"/>
+      <w:pPr>
+        <w:tabs>
+          <w:tab w:val="num" w:pos="720"/>
+        </w:tabs>
+        <w:ind w:left="720" w:hanging="360"/>
+      </w:pPr>
+      <w:rPr>
+        <w:rFonts w:ascii="Symbol" w:hAnsi="Symbol" w:hint="default"/>
+        <w:sz w:val="20"/>
+      </w:rPr>
+    </w:lvl>
+    <w:lvl w:ilvl="1">
+      <w:start w:val="1"/>
+      <w:numFmt w:val="bullet"/>
+      <w:lvlText w:val="o"/>
+      <w:lvlJc w:val="left"/>
+      <w:pPr>
+        <w:tabs>
+          <w:tab w:val="num" w:pos="1440"/>
+        </w:tabs>
+        <w:ind w:left="1440" w:hanging="360"/>
+      </w:pPr>
+      <w:rPr>
+        <w:rFonts w:ascii="Courier New" w:hAnsi="Courier New" w:hint="default"/>
+        <w:sz w:val="20"/>
+      </w:rPr>
+    </w:lvl>
+    <w:lvl w:ilvl="2">
+      <w:start w:val="1"/>
+      <w:numFmt w:val="bullet"/>
+      <w:lvlText w:val=""/>
+      <w:lvlJc w:val="left"/>
+      <w:pPr>
+        <w:tabs>
+          <w:tab w:val="num" w:pos="2160"/>
+        </w:tabs>
+        <w:ind w:left="2160" w:hanging="360"/>
+      </w:pPr>
+      <w:rPr>
+        <w:rFonts w:ascii="Wingdings" w:hAnsi="Wingdings" w:hint="default"/>
+        <w:sz w:val="20"/>
+      </w:rPr>
+    </w:lvl>
+    <w:lvl w:ilvl="3">
+      <w:start w:val="1"/>
+      <w:numFmt w:val="bullet"/>
+      <w:lvlText w:val=""/>
+      <w:lvlJc w:val="left"/>
+      <w:pPr>
+        <w:tabs>
+          <w:tab w:val="num" w:pos="2880"/>
+        </w:tabs>
+        <w:ind w:left="2880" w:hanging="360"/>
+      </w:pPr>
+      <w:rPr>
+        <w:rFonts w:ascii="Wingdings" w:hAnsi="Wingdings" w:hint="default"/>
+        <w:sz w:val="20"/>
+      </w:rPr>
+    </w:lvl>
+    <w:lvl w:ilvl="4">
+      <w:start w:val="1"/>
+      <w:numFmt w:val="bullet"/>
+      <w:lvlText w:val=""/>
+      <w:lvlJc w:val="left"/>
+      <w:pPr>
+        <w:tabs>
+          <w:tab w:val="num" w:pos="3600"/>
+        </w:tabs>
+        <w:ind w:left="3600" w:hanging="360"/>
+      </w:pPr>
+      <w:rPr>
+        <w:rFonts w:ascii="Wingdings" w:hAnsi="Wingdings" w:hint="default"/>
+        <w:sz w:val="20"/>
+      </w:rPr>
+    </w:lvl>
+    <w:lvl w:ilvl="5">
+      <w:start w:val="1"/>
+      <w:numFmt w:val="bullet"/>
+      <w:lvlText w:val=""/>
+      <w:lvlJc w:val="left"/>
+      <w:pPr>
+        <w:tabs>
+          <w:tab w:val="num" w:pos="4320"/>
+        </w:tabs>
+        <w:ind w:left="4320" w:hanging="360"/>
+      </w:pPr>
+      <w:rPr>
+        <w:rFonts w:ascii="Wingdings" w:hAnsi="Wingdings" w:hint="default"/>
+        <w:sz w:val="20"/>
+      </w:rPr>
+    </w:lvl>
+    <w:lvl w:ilvl="6">
+      <w:start w:val="1"/>
+      <w:numFmt w:val="bullet"/>
+      <w:lvlText w:val=""/>
+      <w:lvlJc w:val="left"/>
+      <w:pPr>
+        <w:tabs>
+          <w:tab w:val="num" w:pos="5179"/>
+        </w:tabs>
+        <w:ind w:left="5179" w:hanging="360"/>
+      </w:pPr>
+      <w:rPr>
+        <w:rFonts w:ascii="Wingdings" w:hAnsi="Wingdings" w:hint="default"/>
+        <w:sz w:val="20"/>
+      </w:rPr>
+    </w:lvl>
+    <w:lvl w:ilvl="7" w:tentative="1">
+      <w:start w:val="1"/>
+      <w:numFmt w:val="bullet"/>
+      <w:lvlText w:val=""/>
+      <w:lvlJc w:val="left"/>
+      <w:pPr>
+        <w:tabs>
+          <w:tab w:val="num" w:pos="5760"/>
+        </w:tabs>
+        <w:ind w:left="5760" w:hanging="360"/>
+      </w:pPr>
+      <w:rPr>
+        <w:rFonts w:ascii="Wingdings" w:hAnsi="Wingdings" w:hint="default"/>
+        <w:sz w:val="20"/>
+      </w:rPr>
+    </w:lvl>
+    <w:lvl w:ilvl="8" w:tentative="1">
+      <w:start w:val="1"/>
+      <w:numFmt w:val="bullet"/>
+      <w:lvlText w:val=""/>
+      <w:lvlJc w:val="left"/>
+      <w:pPr>
+        <w:tabs>
+          <w:tab w:val="num" w:pos="6480"/>
+        </w:tabs>
+        <w:ind w:left="6480" w:hanging="360"/>
+      </w:pPr>
+      <w:rPr>
+        <w:rFonts w:ascii="Wingdings" w:hAnsi="Wingdings" w:hint="default"/>
+        <w:sz w:val="20"/>
+      </w:rPr>
+    </w:lvl>
+  </w:abstractNum>
+  <w:abstractNum w:abstractNumId="33" w15:restartNumberingAfterBreak="0">
     <w:nsid w:val="7B4B3126"/>
     <w:multiLevelType w:val="multilevel"/>
     <w:tmpl w:val="55E0DACC"/>
@@ -5471,7 +6709,7 @@
       </w:rPr>
     </w:lvl>
   </w:abstractNum>
-  <w:abstractNum w:abstractNumId="32" w15:restartNumberingAfterBreak="0">
+  <w:abstractNum w:abstractNumId="34" w15:restartNumberingAfterBreak="0">
     <w:nsid w:val="7E7A688C"/>
     <w:multiLevelType w:val="hybridMultilevel"/>
     <w:tmpl w:val="C4A0C8D8"/>
@@ -5583,7 +6821,7 @@
       </w:rPr>
     </w:lvl>
   </w:abstractNum>
-  <w:abstractNum w:abstractNumId="33" w15:restartNumberingAfterBreak="0">
+  <w:abstractNum w:abstractNumId="35" w15:restartNumberingAfterBreak="0">
     <w:nsid w:val="7F8D06B2"/>
     <w:multiLevelType w:val="multilevel"/>
     <w:tmpl w:val="FD623F0E"/>
@@ -5733,28 +6971,28 @@
     </w:lvl>
   </w:abstractNum>
   <w:num w:numId="1" w16cid:durableId="1810392550">
-    <w:abstractNumId w:val="17"/>
+    <w:abstractNumId w:val="18"/>
   </w:num>
   <w:num w:numId="2" w16cid:durableId="1975328132">
     <w:abstractNumId w:val="0"/>
   </w:num>
   <w:num w:numId="3" w16cid:durableId="1804537332">
-    <w:abstractNumId w:val="30"/>
+    <w:abstractNumId w:val="31"/>
   </w:num>
   <w:num w:numId="4" w16cid:durableId="1749813307">
     <w:abstractNumId w:val="1"/>
   </w:num>
   <w:num w:numId="5" w16cid:durableId="2084374435">
-    <w:abstractNumId w:val="29"/>
+    <w:abstractNumId w:val="30"/>
   </w:num>
   <w:num w:numId="6" w16cid:durableId="1361315484">
     <w:abstractNumId w:val="5"/>
   </w:num>
   <w:num w:numId="7" w16cid:durableId="2101490205">
-    <w:abstractNumId w:val="15"/>
+    <w:abstractNumId w:val="16"/>
   </w:num>
   <w:num w:numId="8" w16cid:durableId="789737286">
-    <w:abstractNumId w:val="22"/>
+    <w:abstractNumId w:val="23"/>
   </w:num>
   <w:num w:numId="9" w16cid:durableId="247353489">
     <w:abstractNumId w:val="9"/>
@@ -5763,13 +7001,13 @@
     <w:abstractNumId w:val="11"/>
   </w:num>
   <w:num w:numId="11" w16cid:durableId="547377513">
-    <w:abstractNumId w:val="24"/>
+    <w:abstractNumId w:val="25"/>
   </w:num>
   <w:num w:numId="12" w16cid:durableId="200630506">
-    <w:abstractNumId w:val="28"/>
+    <w:abstractNumId w:val="29"/>
   </w:num>
   <w:num w:numId="13" w16cid:durableId="252205642">
-    <w:abstractNumId w:val="19"/>
+    <w:abstractNumId w:val="20"/>
   </w:num>
   <w:num w:numId="14" w16cid:durableId="66079812">
     <w:abstractNumId w:val="3"/>
@@ -5784,7 +7022,7 @@
     <w:abstractNumId w:val="2"/>
   </w:num>
   <w:num w:numId="18" w16cid:durableId="1807428544">
-    <w:abstractNumId w:val="25"/>
+    <w:abstractNumId w:val="26"/>
   </w:num>
   <w:num w:numId="19" w16cid:durableId="746343592">
     <w:abstractNumId w:val="6"/>
@@ -5793,37 +7031,37 @@
     <w:abstractNumId w:val="10"/>
   </w:num>
   <w:num w:numId="21" w16cid:durableId="1770617259">
+    <w:abstractNumId w:val="28"/>
+  </w:num>
+  <w:num w:numId="22" w16cid:durableId="1864660301">
     <w:abstractNumId w:val="27"/>
   </w:num>
-  <w:num w:numId="22" w16cid:durableId="1864660301">
-    <w:abstractNumId w:val="26"/>
-  </w:num>
   <w:num w:numId="23" w16cid:durableId="256182886">
-    <w:abstractNumId w:val="23"/>
+    <w:abstractNumId w:val="24"/>
   </w:num>
   <w:num w:numId="24" w16cid:durableId="1548951614">
-    <w:abstractNumId w:val="16"/>
+    <w:abstractNumId w:val="17"/>
   </w:num>
   <w:num w:numId="25" w16cid:durableId="1356540216">
-    <w:abstractNumId w:val="14"/>
+    <w:abstractNumId w:val="15"/>
   </w:num>
   <w:num w:numId="26" w16cid:durableId="1047533141">
-    <w:abstractNumId w:val="31"/>
+    <w:abstractNumId w:val="33"/>
   </w:num>
   <w:num w:numId="27" w16cid:durableId="580721069">
-    <w:abstractNumId w:val="33"/>
+    <w:abstractNumId w:val="35"/>
   </w:num>
   <w:num w:numId="28" w16cid:durableId="821391749">
-    <w:abstractNumId w:val="20"/>
+    <w:abstractNumId w:val="21"/>
   </w:num>
   <w:num w:numId="29" w16cid:durableId="68505569">
-    <w:abstractNumId w:val="18"/>
+    <w:abstractNumId w:val="19"/>
   </w:num>
   <w:num w:numId="30" w16cid:durableId="665403941">
-    <w:abstractNumId w:val="21"/>
+    <w:abstractNumId w:val="22"/>
   </w:num>
   <w:num w:numId="31" w16cid:durableId="1630013260">
-    <w:abstractNumId w:val="32"/>
+    <w:abstractNumId w:val="34"/>
   </w:num>
   <w:num w:numId="32" w16cid:durableId="957375652">
     <w:abstractNumId w:val="12"/>
@@ -5833,6 +7071,12 @@
   </w:num>
   <w:num w:numId="34" w16cid:durableId="1242370671">
     <w:abstractNumId w:val="8"/>
+  </w:num>
+  <w:num w:numId="35" w16cid:durableId="190069337">
+    <w:abstractNumId w:val="32"/>
+  </w:num>
+  <w:num w:numId="36" w16cid:durableId="2003505908">
+    <w:abstractNumId w:val="14"/>
   </w:num>
 </w:numbering>
 </file>
@@ -6441,7 +7685,6 @@
   <w:style w:type="character" w:default="1" w:styleId="a0">
     <w:name w:val="Default Paragraph Font"/>
     <w:uiPriority w:val="1"/>
-    <w:semiHidden/>
     <w:unhideWhenUsed/>
   </w:style>
   <w:style w:type="table" w:default="1" w:styleId="a1">
